--- a/6 семестр/Автоматизированные системы управление элементами промышленных и административных объектов/Практическая работа №4/Отчет ВраженкоДО.docx
+++ b/6 семестр/Автоматизированные системы управление элементами промышленных и административных объектов/Практическая работа №4/Отчет ВраженкоДО.docx
@@ -5,14 +5,14 @@
     <w:tbl>
       <w:tblPr>
         <w:tblW w:w="5000" w:type="pct"/>
-        <w:jc w:val="start"/>
+        <w:jc w:val="left"/>
         <w:tblInd w:w="0" w:type="dxa"/>
         <w:tblLayout w:type="fixed"/>
         <w:tblCellMar>
           <w:top w:w="0" w:type="dxa"/>
-          <w:start w:w="0" w:type="dxa"/>
+          <w:left w:w="0" w:type="dxa"/>
           <w:bottom w:w="0" w:type="dxa"/>
-          <w:end w:w="0" w:type="dxa"/>
+          <w:right w:w="0" w:type="dxa"/>
         </w:tblCellMar>
         <w:tblLook w:firstRow="1" w:noVBand="1" w:lastRow="0" w:firstColumn="1" w:lastColumn="0" w:noHBand="0" w:val="04a0"/>
       </w:tblPr>
@@ -44,7 +44,7 @@
                 <wp:inline distT="0" distB="0" distL="0" distR="0">
                   <wp:extent cx="1066800" cy="1066800"/>
                   <wp:effectExtent l="0" t="0" r="0" b="0"/>
-                  <wp:docPr id="1" name="Рисунок 3" descr="" title=""/>
+                  <wp:docPr id="1" name="Рисунок 3"/>
                   <wp:cNvGraphicFramePr>
                     <a:graphicFrameLocks xmlns:a="http://schemas.openxmlformats.org/drawingml/2006/main" noChangeAspect="1"/>
                   </wp:cNvGraphicFramePr>
@@ -52,7 +52,7 @@
                     <a:graphicData uri="http://schemas.openxmlformats.org/drawingml/2006/picture">
                       <pic:pic xmlns:pic="http://schemas.openxmlformats.org/drawingml/2006/picture">
                         <pic:nvPicPr>
-                          <pic:cNvPr id="1" name="Рисунок 3" descr="" title=""/>
+                          <pic:cNvPr id="1" name="Рисунок 3"/>
                           <pic:cNvPicPr>
                             <a:picLocks noChangeAspect="1" noChangeArrowheads="1"/>
                           </pic:cNvPicPr>
@@ -138,7 +138,7 @@
                 <w:b/>
                 <w:bCs/>
               </w:rPr>
-              <w:t></w:t>
+              <w:t>–</w:t>
             </w:r>
             <w:r>
               <w:rPr>
@@ -233,7 +233,7 @@
                 </mc:Choice>
                 <mc:Fallback>
                   <w:pict>
-                    <v:line id="shape_0" from="0pt,-0.15pt" to="440.95pt,-0.1pt" ID="Прямая соединительная линия 2" stroked="t" o:allowincell="f" style="position:absolute;flip:y;mso-position-vertical:top">
+                    <v:line id="shape_0" from="0pt,-0.15pt" to="440.95pt,-0.1pt" stroked="t" o:allowincell="f" style="position:absolute;flip:y;mso-position-vertical:top">
                       <v:stroke color="black" weight="38160" joinstyle="round" endcap="flat"/>
                       <v:fill o:detectmouseclick="t" on="false"/>
                       <w10:wrap type="square"/>
@@ -328,8 +328,72 @@
           <w:sz w:val="32"/>
           <w:szCs w:val="32"/>
         </w:rPr>
-        <w:t xml:space="preserve">ОТЧЕТ ПО ПРАКТИЧЕСКОЙ РАБОТЕ </w:t>
-      </w:r>
+        <w:t>ОТЧЕТ ПО ПРАКТИЧЕСКОЙ РАБОТЕ 4</w:t>
+      </w:r>
+    </w:p>
+    <w:p>
+      <w:pPr>
+        <w:pStyle w:val="Normal"/>
+        <w:jc w:val="center"/>
+        <w:rPr>
+          <w:rFonts w:ascii="Times New Roman" w:hAnsi="Times New Roman"/>
+        </w:rPr>
+      </w:pPr>
+      <w:r>
+        <w:rPr>
+          <w:rFonts w:cs="Times New Roman" w:ascii="Times New Roman" w:hAnsi="Times New Roman"/>
+          <w:sz w:val="28"/>
+          <w:szCs w:val="28"/>
+        </w:rPr>
+        <w:t>по дисциплине «Автоматизированные системы управления элементами промышленных и административных объектов»</w:t>
+      </w:r>
+    </w:p>
+    <w:p>
+      <w:pPr>
+        <w:pStyle w:val="Normal"/>
+        <w:spacing w:lineRule="auto" w:line="360"/>
+        <w:jc w:val="center"/>
+        <w:rPr>
+          <w:rFonts w:ascii="Times New Roman" w:hAnsi="Times New Roman" w:cs="Times New Roman"/>
+          <w:sz w:val="28"/>
+          <w:szCs w:val="28"/>
+        </w:rPr>
+      </w:pPr>
+      <w:r>
+        <w:rPr>
+          <w:rFonts w:cs="Times New Roman" w:ascii="Times New Roman" w:hAnsi="Times New Roman"/>
+          <w:sz w:val="28"/>
+          <w:szCs w:val="28"/>
+        </w:rPr>
+      </w:r>
+    </w:p>
+    <w:p>
+      <w:pPr>
+        <w:pStyle w:val="Normal"/>
+        <w:spacing w:lineRule="auto" w:line="360"/>
+        <w:jc w:val="center"/>
+        <w:rPr>
+          <w:rFonts w:ascii="Times New Roman" w:hAnsi="Times New Roman" w:cs="Times New Roman"/>
+          <w:sz w:val="28"/>
+          <w:szCs w:val="28"/>
+        </w:rPr>
+      </w:pPr>
+      <w:r>
+        <w:rPr>
+          <w:rFonts w:cs="Times New Roman" w:ascii="Times New Roman" w:hAnsi="Times New Roman"/>
+          <w:sz w:val="28"/>
+          <w:szCs w:val="28"/>
+        </w:rPr>
+      </w:r>
+    </w:p>
+    <w:p>
+      <w:pPr>
+        <w:pStyle w:val="Normal"/>
+        <w:jc w:val="center"/>
+        <w:rPr>
+          <w:rFonts w:ascii="Times New Roman" w:hAnsi="Times New Roman"/>
+        </w:rPr>
+      </w:pPr>
       <w:r>
         <w:rPr>
           <w:rFonts w:cs="Times New Roman" w:ascii="Times New Roman" w:hAnsi="Times New Roman"/>
@@ -337,79 +401,6 @@
           <w:sz w:val="32"/>
           <w:szCs w:val="32"/>
         </w:rPr>
-        <w:t>4</w:t>
-      </w:r>
-    </w:p>
-    <w:p>
-      <w:pPr>
-        <w:pStyle w:val="Normal"/>
-        <w:jc w:val="center"/>
-        <w:rPr>
-          <w:rFonts w:ascii="Times New Roman" w:hAnsi="Times New Roman"/>
-        </w:rPr>
-      </w:pPr>
-      <w:r>
-        <w:rPr>
-          <w:rFonts w:cs="Times New Roman" w:ascii="Times New Roman" w:hAnsi="Times New Roman"/>
-          <w:sz w:val="28"/>
-          <w:szCs w:val="28"/>
-        </w:rPr>
-        <w:t>по дисциплине «Автоматизированные системы управления элементами промышленных и административных объектов»</w:t>
-      </w:r>
-    </w:p>
-    <w:p>
-      <w:pPr>
-        <w:pStyle w:val="Normal"/>
-        <w:spacing w:lineRule="auto" w:line="360"/>
-        <w:jc w:val="center"/>
-        <w:rPr>
-          <w:rFonts w:ascii="Times New Roman" w:hAnsi="Times New Roman" w:cs="Times New Roman"/>
-          <w:sz w:val="28"/>
-          <w:szCs w:val="28"/>
-        </w:rPr>
-      </w:pPr>
-      <w:r>
-        <w:rPr>
-          <w:rFonts w:cs="Times New Roman" w:ascii="Times New Roman" w:hAnsi="Times New Roman"/>
-          <w:sz w:val="28"/>
-          <w:szCs w:val="28"/>
-        </w:rPr>
-      </w:r>
-    </w:p>
-    <w:p>
-      <w:pPr>
-        <w:pStyle w:val="Normal"/>
-        <w:spacing w:lineRule="auto" w:line="360"/>
-        <w:jc w:val="center"/>
-        <w:rPr>
-          <w:rFonts w:ascii="Times New Roman" w:hAnsi="Times New Roman" w:cs="Times New Roman"/>
-          <w:sz w:val="28"/>
-          <w:szCs w:val="28"/>
-        </w:rPr>
-      </w:pPr>
-      <w:r>
-        <w:rPr>
-          <w:rFonts w:cs="Times New Roman" w:ascii="Times New Roman" w:hAnsi="Times New Roman"/>
-          <w:sz w:val="28"/>
-          <w:szCs w:val="28"/>
-        </w:rPr>
-      </w:r>
-    </w:p>
-    <w:p>
-      <w:pPr>
-        <w:pStyle w:val="Normal"/>
-        <w:jc w:val="center"/>
-        <w:rPr>
-          <w:rFonts w:ascii="Times New Roman" w:hAnsi="Times New Roman"/>
-        </w:rPr>
-      </w:pPr>
-      <w:r>
-        <w:rPr>
-          <w:rFonts w:cs="Times New Roman" w:ascii="Times New Roman" w:hAnsi="Times New Roman"/>
-          <w:b/>
-          <w:sz w:val="32"/>
-          <w:szCs w:val="32"/>
-        </w:rPr>
         <w:t>АСУ П по подбору и продаже мультимедиа контента</w:t>
       </w:r>
     </w:p>
@@ -472,14 +463,14 @@
       <w:tblPr>
         <w:tblStyle w:val="aff"/>
         <w:tblW w:w="10138" w:type="dxa"/>
-        <w:jc w:val="start"/>
+        <w:jc w:val="left"/>
         <w:tblInd w:w="0" w:type="dxa"/>
         <w:tblLayout w:type="fixed"/>
         <w:tblCellMar>
           <w:top w:w="0" w:type="dxa"/>
-          <w:start w:w="108" w:type="dxa"/>
+          <w:left w:w="108" w:type="dxa"/>
           <w:bottom w:w="0" w:type="dxa"/>
-          <w:end w:w="108" w:type="dxa"/>
+          <w:right w:w="108" w:type="dxa"/>
         </w:tblCellMar>
         <w:tblLook w:firstRow="1" w:noVBand="1" w:lastRow="0" w:firstColumn="1" w:lastColumn="0" w:noHBand="0" w:val="04a0"/>
       </w:tblPr>
@@ -488,7 +479,7 @@
         <w:gridCol w:w="4822"/>
         <w:gridCol w:w="1107"/>
         <w:gridCol w:w="556"/>
-        <w:gridCol w:w="1106"/>
+        <w:gridCol w:w="1107"/>
       </w:tblGrid>
       <w:tr>
         <w:trPr/>
@@ -497,9 +488,9 @@
             <w:tcW w:w="2546" w:type="dxa"/>
             <w:tcBorders>
               <w:top w:val="nil"/>
-              <w:start w:val="nil"/>
+              <w:left w:val="nil"/>
               <w:bottom w:val="nil"/>
-              <w:end w:val="nil"/>
+              <w:right w:val="nil"/>
             </w:tcBorders>
           </w:tcPr>
           <w:p>
@@ -507,7 +498,7 @@
               <w:pStyle w:val="Normal"/>
               <w:suppressAutoHyphens w:val="true"/>
               <w:spacing w:before="0" w:after="0"/>
-              <w:jc w:val="start"/>
+              <w:jc w:val="left"/>
               <w:rPr>
                 <w:rFonts w:ascii="Times New Roman" w:hAnsi="Times New Roman"/>
               </w:rPr>
@@ -526,7 +517,7 @@
               <w:pStyle w:val="Normal"/>
               <w:suppressAutoHyphens w:val="true"/>
               <w:spacing w:before="0" w:after="0"/>
-              <w:jc w:val="start"/>
+              <w:jc w:val="left"/>
               <w:rPr>
                 <w:rFonts w:ascii="Times New Roman" w:hAnsi="Times New Roman" w:cs="Times New Roman"/>
               </w:rPr>
@@ -544,9 +535,9 @@
             <w:tcW w:w="4822" w:type="dxa"/>
             <w:tcBorders>
               <w:top w:val="nil"/>
-              <w:start w:val="nil"/>
+              <w:left w:val="nil"/>
               <w:bottom w:val="nil"/>
-              <w:end w:val="nil"/>
+              <w:right w:val="nil"/>
             </w:tcBorders>
           </w:tcPr>
           <w:p>
@@ -554,7 +545,7 @@
               <w:pStyle w:val="Normal"/>
               <w:suppressAutoHyphens w:val="true"/>
               <w:spacing w:before="0" w:after="0"/>
-              <w:jc w:val="start"/>
+              <w:jc w:val="left"/>
               <w:rPr>
                 <w:rFonts w:ascii="Times New Roman" w:hAnsi="Times New Roman"/>
               </w:rPr>
@@ -577,9 +568,9 @@
             <w:gridSpan w:val="2"/>
             <w:tcBorders>
               <w:top w:val="nil"/>
-              <w:start w:val="nil"/>
+              <w:left w:val="nil"/>
               <w:bottom w:val="nil"/>
-              <w:end w:val="nil"/>
+              <w:right w:val="nil"/>
             </w:tcBorders>
           </w:tcPr>
           <w:p>
@@ -590,7 +581,7 @@
               </w:pBdr>
               <w:suppressAutoHyphens w:val="true"/>
               <w:spacing w:before="0" w:after="0"/>
-              <w:jc w:val="start"/>
+              <w:jc w:val="left"/>
               <w:rPr>
                 <w:rFonts w:ascii="Times New Roman" w:hAnsi="Times New Roman" w:cs="Times New Roman"/>
               </w:rPr>
@@ -642,12 +633,12 @@
         </w:tc>
         <w:tc>
           <w:tcPr>
-            <w:tcW w:w="1106" w:type="dxa"/>
+            <w:tcW w:w="1107" w:type="dxa"/>
             <w:tcBorders>
               <w:top w:val="nil"/>
-              <w:start w:val="nil"/>
+              <w:left w:val="nil"/>
               <w:bottom w:val="nil"/>
-              <w:end w:val="nil"/>
+              <w:right w:val="nil"/>
             </w:tcBorders>
           </w:tcPr>
           <w:p>
@@ -677,9 +668,9 @@
             <w:tcW w:w="2546" w:type="dxa"/>
             <w:tcBorders>
               <w:top w:val="nil"/>
-              <w:start w:val="nil"/>
+              <w:left w:val="nil"/>
               <w:bottom w:val="nil"/>
-              <w:end w:val="nil"/>
+              <w:right w:val="nil"/>
             </w:tcBorders>
           </w:tcPr>
           <w:p>
@@ -687,7 +678,7 @@
               <w:pStyle w:val="Normal"/>
               <w:suppressAutoHyphens w:val="true"/>
               <w:spacing w:before="0" w:after="0"/>
-              <w:jc w:val="start"/>
+              <w:jc w:val="left"/>
               <w:rPr>
                 <w:rFonts w:ascii="Times New Roman" w:hAnsi="Times New Roman"/>
               </w:rPr>
@@ -706,7 +697,7 @@
               <w:pStyle w:val="Normal"/>
               <w:suppressAutoHyphens w:val="true"/>
               <w:spacing w:before="0" w:after="0"/>
-              <w:jc w:val="start"/>
+              <w:jc w:val="left"/>
               <w:rPr>
                 <w:rFonts w:ascii="Times New Roman" w:hAnsi="Times New Roman" w:cs="Times New Roman"/>
               </w:rPr>
@@ -724,9 +715,9 @@
             <w:tcW w:w="4822" w:type="dxa"/>
             <w:tcBorders>
               <w:top w:val="nil"/>
-              <w:start w:val="nil"/>
+              <w:left w:val="nil"/>
               <w:bottom w:val="nil"/>
-              <w:end w:val="nil"/>
+              <w:right w:val="nil"/>
             </w:tcBorders>
           </w:tcPr>
           <w:p>
@@ -734,7 +725,7 @@
               <w:pStyle w:val="Normal"/>
               <w:suppressAutoHyphens w:val="true"/>
               <w:spacing w:before="0" w:after="0"/>
-              <w:jc w:val="start"/>
+              <w:jc w:val="left"/>
               <w:rPr>
                 <w:rFonts w:ascii="Times New Roman" w:hAnsi="Times New Roman"/>
               </w:rPr>
@@ -755,7 +746,7 @@
               <w:pStyle w:val="Normal"/>
               <w:suppressAutoHyphens w:val="true"/>
               <w:spacing w:before="0" w:after="0"/>
-              <w:jc w:val="start"/>
+              <w:jc w:val="left"/>
               <w:rPr>
                 <w:rFonts w:ascii="Times New Roman" w:hAnsi="Times New Roman" w:cs="Times New Roman"/>
               </w:rPr>
@@ -774,9 +765,9 @@
             <w:gridSpan w:val="2"/>
             <w:tcBorders>
               <w:top w:val="nil"/>
-              <w:start w:val="nil"/>
+              <w:left w:val="nil"/>
               <w:bottom w:val="nil"/>
-              <w:end w:val="nil"/>
+              <w:right w:val="nil"/>
             </w:tcBorders>
           </w:tcPr>
           <w:p>
@@ -787,7 +778,7 @@
               </w:pBdr>
               <w:suppressAutoHyphens w:val="true"/>
               <w:spacing w:before="0" w:after="0"/>
-              <w:jc w:val="start"/>
+              <w:jc w:val="left"/>
               <w:rPr>
                 <w:rFonts w:ascii="Times New Roman" w:hAnsi="Times New Roman" w:cs="Times New Roman"/>
               </w:rPr>
@@ -807,7 +798,7 @@
               </w:pBdr>
               <w:suppressAutoHyphens w:val="true"/>
               <w:spacing w:before="0" w:after="0"/>
-              <w:jc w:val="start"/>
+              <w:jc w:val="left"/>
               <w:rPr>
                 <w:rFonts w:ascii="Times New Roman" w:hAnsi="Times New Roman" w:cs="Times New Roman"/>
               </w:rPr>
@@ -859,12 +850,12 @@
         </w:tc>
         <w:tc>
           <w:tcPr>
-            <w:tcW w:w="1106" w:type="dxa"/>
+            <w:tcW w:w="1107" w:type="dxa"/>
             <w:tcBorders>
               <w:top w:val="nil"/>
-              <w:start w:val="nil"/>
+              <w:left w:val="nil"/>
               <w:bottom w:val="nil"/>
-              <w:end w:val="nil"/>
+              <w:right w:val="nil"/>
             </w:tcBorders>
           </w:tcPr>
           <w:p>
@@ -894,9 +885,9 @@
             <w:tcW w:w="2546" w:type="dxa"/>
             <w:tcBorders>
               <w:top w:val="nil"/>
-              <w:start w:val="nil"/>
+              <w:left w:val="nil"/>
               <w:bottom w:val="nil"/>
-              <w:end w:val="nil"/>
+              <w:right w:val="nil"/>
             </w:tcBorders>
           </w:tcPr>
           <w:p>
@@ -904,7 +895,7 @@
               <w:pStyle w:val="Normal"/>
               <w:suppressAutoHyphens w:val="true"/>
               <w:spacing w:before="0" w:after="0"/>
-              <w:jc w:val="start"/>
+              <w:jc w:val="left"/>
               <w:rPr>
                 <w:rFonts w:ascii="Times New Roman" w:hAnsi="Times New Roman" w:cs="Times New Roman"/>
               </w:rPr>
@@ -921,7 +912,7 @@
               <w:pStyle w:val="Normal"/>
               <w:suppressAutoHyphens w:val="true"/>
               <w:spacing w:before="0" w:after="0"/>
-              <w:jc w:val="start"/>
+              <w:jc w:val="left"/>
               <w:rPr>
                 <w:rFonts w:ascii="Times New Roman" w:hAnsi="Times New Roman"/>
               </w:rPr>
@@ -942,9 +933,9 @@
             <w:gridSpan w:val="2"/>
             <w:tcBorders>
               <w:top w:val="nil"/>
-              <w:start w:val="nil"/>
+              <w:left w:val="nil"/>
               <w:bottom w:val="nil"/>
-              <w:end w:val="nil"/>
+              <w:right w:val="nil"/>
             </w:tcBorders>
           </w:tcPr>
           <w:p>
@@ -953,7 +944,7 @@
               <w:suppressAutoHyphens w:val="true"/>
               <w:spacing w:before="0" w:after="0"/>
               <w:ind w:firstLine="567"/>
-              <w:jc w:val="start"/>
+              <w:jc w:val="left"/>
               <w:rPr>
                 <w:rFonts w:ascii="Times New Roman" w:hAnsi="Times New Roman" w:cs="Times New Roman"/>
               </w:rPr>
@@ -971,7 +962,7 @@
               <w:suppressAutoHyphens w:val="true"/>
               <w:spacing w:before="0" w:after="0"/>
               <w:ind w:firstLine="567"/>
-              <w:jc w:val="start"/>
+              <w:jc w:val="left"/>
               <w:rPr>
                 <w:rFonts w:ascii="Times New Roman" w:hAnsi="Times New Roman"/>
               </w:rPr>
@@ -988,13 +979,13 @@
         </w:tc>
         <w:tc>
           <w:tcPr>
-            <w:tcW w:w="1662" w:type="dxa"/>
+            <w:tcW w:w="1663" w:type="dxa"/>
             <w:gridSpan w:val="2"/>
             <w:tcBorders>
               <w:top w:val="nil"/>
-              <w:start w:val="nil"/>
+              <w:left w:val="nil"/>
               <w:bottom w:val="nil"/>
-              <w:end w:val="nil"/>
+              <w:right w:val="nil"/>
             </w:tcBorders>
           </w:tcPr>
           <w:p>
@@ -1175,31 +1166,19 @@
         </w:numPr>
         <w:suppressAutoHyphens w:val="true"/>
         <w:spacing w:lineRule="auto" w:line="360" w:before="0" w:after="0"/>
-        <w:ind w:hanging="0" w:start="0"/>
+        <w:ind w:hanging="0" w:left="0"/>
         <w:jc w:val="center"/>
         <w:rPr/>
       </w:pPr>
       <w:r>
         <w:rPr/>
-        <w:t>Д</w:t>
-      </w:r>
-      <w:r>
-        <w:rPr/>
-        <w:t>иаграмм</w:t>
-      </w:r>
-      <w:r>
-        <w:rPr/>
-        <w:t>ы</w:t>
-      </w:r>
-      <w:r>
-        <w:rPr/>
-        <w:t xml:space="preserve"> последовательности</w:t>
+        <w:t>Диаграммы последовательности</w:t>
       </w:r>
     </w:p>
     <w:p>
       <w:pPr>
         <w:pStyle w:val="BodyText"/>
-        <w:ind w:hanging="0" w:start="0"/>
+        <w:ind w:hanging="0" w:left="0"/>
         <w:jc w:val="center"/>
         <w:rPr/>
       </w:pPr>
@@ -1207,9 +1186,9 @@
         <w:rPr/>
         <w:drawing>
           <wp:inline distT="0" distB="0" distL="0" distR="0">
-            <wp:extent cx="5940425" cy="2810510"/>
+            <wp:extent cx="5940425" cy="3392170"/>
             <wp:effectExtent l="0" t="0" r="0" b="0"/>
-            <wp:docPr id="3" name="Изображение1" descr="" title=""/>
+            <wp:docPr id="3" name="Изображение3"/>
             <wp:cNvGraphicFramePr>
               <a:graphicFrameLocks xmlns:a="http://schemas.openxmlformats.org/drawingml/2006/main" noChangeAspect="1"/>
             </wp:cNvGraphicFramePr>
@@ -1217,7 +1196,7 @@
               <a:graphicData uri="http://schemas.openxmlformats.org/drawingml/2006/picture">
                 <pic:pic xmlns:pic="http://schemas.openxmlformats.org/drawingml/2006/picture">
                   <pic:nvPicPr>
-                    <pic:cNvPr id="3" name="Изображение1" descr="" title=""/>
+                    <pic:cNvPr id="3" name="Изображение3"/>
                     <pic:cNvPicPr>
                       <a:picLocks noChangeAspect="1" noChangeArrowheads="1"/>
                     </pic:cNvPicPr>
@@ -1231,7 +1210,7 @@
                   <pic:spPr bwMode="auto">
                     <a:xfrm>
                       <a:off x="0" y="0"/>
-                      <a:ext cx="5940425" cy="2810510"/>
+                      <a:ext cx="5940425" cy="3392170"/>
                     </a:xfrm>
                     <a:prstGeom prst="rect">
                       <a:avLst/>
@@ -1247,8 +1226,8 @@
     </w:p>
     <w:p>
       <w:pPr>
-        <w:pStyle w:val="user4"/>
-        <w:ind w:hanging="0" w:start="0"/>
+        <w:pStyle w:val="Style18"/>
+        <w:ind w:hanging="0" w:left="0"/>
         <w:jc w:val="center"/>
         <w:rPr/>
       </w:pPr>
@@ -1284,7 +1263,7 @@
     <w:p>
       <w:pPr>
         <w:pStyle w:val="BodyText"/>
-        <w:ind w:hanging="0" w:start="0"/>
+        <w:ind w:hanging="0" w:left="0"/>
         <w:jc w:val="center"/>
         <w:rPr/>
       </w:pPr>
@@ -1292,9 +1271,9 @@
         <w:rPr/>
         <w:drawing>
           <wp:inline distT="0" distB="0" distL="0" distR="0">
-            <wp:extent cx="4053840" cy="3368040"/>
+            <wp:extent cx="3893820" cy="3116580"/>
             <wp:effectExtent l="0" t="0" r="0" b="0"/>
-            <wp:docPr id="4" name="Изображение2" descr="" title=""/>
+            <wp:docPr id="4" name="Изображение2"/>
             <wp:cNvGraphicFramePr>
               <a:graphicFrameLocks xmlns:a="http://schemas.openxmlformats.org/drawingml/2006/main" noChangeAspect="1"/>
             </wp:cNvGraphicFramePr>
@@ -1302,7 +1281,7 @@
               <a:graphicData uri="http://schemas.openxmlformats.org/drawingml/2006/picture">
                 <pic:pic xmlns:pic="http://schemas.openxmlformats.org/drawingml/2006/picture">
                   <pic:nvPicPr>
-                    <pic:cNvPr id="4" name="Изображение2" descr="" title=""/>
+                    <pic:cNvPr id="4" name="Изображение2"/>
                     <pic:cNvPicPr>
                       <a:picLocks noChangeAspect="1" noChangeArrowheads="1"/>
                     </pic:cNvPicPr>
@@ -1316,7 +1295,7 @@
                   <pic:spPr bwMode="auto">
                     <a:xfrm>
                       <a:off x="0" y="0"/>
-                      <a:ext cx="4053840" cy="3368040"/>
+                      <a:ext cx="3893820" cy="3116580"/>
                     </a:xfrm>
                     <a:prstGeom prst="rect">
                       <a:avLst/>
@@ -1332,8 +1311,8 @@
     </w:p>
     <w:p>
       <w:pPr>
-        <w:pStyle w:val="user4"/>
-        <w:ind w:hanging="0" w:start="0"/>
+        <w:pStyle w:val="Style18"/>
+        <w:ind w:hanging="0" w:left="0"/>
         <w:jc w:val="center"/>
         <w:rPr/>
       </w:pPr>
@@ -1369,7 +1348,7 @@
     <w:p>
       <w:pPr>
         <w:pStyle w:val="BodyText"/>
-        <w:ind w:hanging="0" w:start="0"/>
+        <w:ind w:hanging="0" w:left="0"/>
         <w:jc w:val="center"/>
         <w:rPr/>
       </w:pPr>
@@ -1377,9 +1356,9 @@
         <w:rPr/>
         <w:drawing>
           <wp:inline distT="0" distB="0" distL="0" distR="0">
-            <wp:extent cx="4282440" cy="2750820"/>
+            <wp:extent cx="4282440" cy="2674620"/>
             <wp:effectExtent l="0" t="0" r="0" b="0"/>
-            <wp:docPr id="5" name="Изображение3" descr="" title=""/>
+            <wp:docPr id="5" name="Изображение1"/>
             <wp:cNvGraphicFramePr>
               <a:graphicFrameLocks xmlns:a="http://schemas.openxmlformats.org/drawingml/2006/main" noChangeAspect="1"/>
             </wp:cNvGraphicFramePr>
@@ -1387,7 +1366,7 @@
               <a:graphicData uri="http://schemas.openxmlformats.org/drawingml/2006/picture">
                 <pic:pic xmlns:pic="http://schemas.openxmlformats.org/drawingml/2006/picture">
                   <pic:nvPicPr>
-                    <pic:cNvPr id="5" name="Изображение3" descr="" title=""/>
+                    <pic:cNvPr id="5" name="Изображение1"/>
                     <pic:cNvPicPr>
                       <a:picLocks noChangeAspect="1" noChangeArrowheads="1"/>
                     </pic:cNvPicPr>
@@ -1401,7 +1380,7 @@
                   <pic:spPr bwMode="auto">
                     <a:xfrm>
                       <a:off x="0" y="0"/>
-                      <a:ext cx="4282440" cy="2750820"/>
+                      <a:ext cx="4282440" cy="2674620"/>
                     </a:xfrm>
                     <a:prstGeom prst="rect">
                       <a:avLst/>
@@ -1417,8 +1396,8 @@
     </w:p>
     <w:p>
       <w:pPr>
-        <w:pStyle w:val="user4"/>
-        <w:ind w:hanging="0" w:start="0"/>
+        <w:pStyle w:val="Style18"/>
+        <w:ind w:hanging="0" w:left="0"/>
         <w:jc w:val="center"/>
         <w:rPr/>
       </w:pPr>
@@ -1468,33 +1447,21 @@
         <w:pStyle w:val="Heading1"/>
         <w:numPr>
           <w:ilvl w:val="0"/>
-          <w:numId w:val="2"/>
+          <w:numId w:val="1"/>
         </w:numPr>
         <w:spacing w:before="0" w:after="0"/>
-        <w:ind w:hanging="0" w:start="0"/>
-        <w:rPr/>
-      </w:pPr>
-      <w:r>
-        <w:rPr/>
-        <w:t>Д</w:t>
-      </w:r>
-      <w:r>
-        <w:rPr/>
-        <w:t>иаграмм</w:t>
-      </w:r>
-      <w:r>
-        <w:rPr/>
-        <w:t>а</w:t>
-      </w:r>
-      <w:r>
-        <w:rPr/>
-        <w:t xml:space="preserve"> классов</w:t>
+        <w:ind w:hanging="0" w:left="0"/>
+        <w:rPr/>
+      </w:pPr>
+      <w:r>
+        <w:rPr/>
+        <w:t>Диаграмма классов</w:t>
       </w:r>
     </w:p>
     <w:p>
       <w:pPr>
         <w:pStyle w:val="BodyText"/>
-        <w:ind w:hanging="0" w:start="0"/>
+        <w:ind w:hanging="0" w:left="0"/>
         <w:jc w:val="center"/>
         <w:rPr/>
       </w:pPr>
@@ -1502,9 +1469,9 @@
         <w:rPr/>
         <w:drawing>
           <wp:inline distT="0" distB="0" distL="0" distR="0">
-            <wp:extent cx="5940425" cy="5198110"/>
+            <wp:extent cx="5940425" cy="4460875"/>
             <wp:effectExtent l="0" t="0" r="0" b="0"/>
-            <wp:docPr id="6" name="Изображение4" descr="" title=""/>
+            <wp:docPr id="6" name="Изображение4"/>
             <wp:cNvGraphicFramePr>
               <a:graphicFrameLocks xmlns:a="http://schemas.openxmlformats.org/drawingml/2006/main" noChangeAspect="1"/>
             </wp:cNvGraphicFramePr>
@@ -1512,7 +1479,7 @@
               <a:graphicData uri="http://schemas.openxmlformats.org/drawingml/2006/picture">
                 <pic:pic xmlns:pic="http://schemas.openxmlformats.org/drawingml/2006/picture">
                   <pic:nvPicPr>
-                    <pic:cNvPr id="6" name="Изображение4" descr="" title=""/>
+                    <pic:cNvPr id="6" name="Изображение4"/>
                     <pic:cNvPicPr>
                       <a:picLocks noChangeAspect="1" noChangeArrowheads="1"/>
                     </pic:cNvPicPr>
@@ -1526,7 +1493,7 @@
                   <pic:spPr bwMode="auto">
                     <a:xfrm>
                       <a:off x="0" y="0"/>
-                      <a:ext cx="5940425" cy="5198110"/>
+                      <a:ext cx="5940425" cy="4460875"/>
                     </a:xfrm>
                     <a:prstGeom prst="rect">
                       <a:avLst/>
@@ -1542,8 +1509,8 @@
     </w:p>
     <w:p>
       <w:pPr>
-        <w:pStyle w:val="user4"/>
-        <w:ind w:hanging="0" w:start="0"/>
+        <w:pStyle w:val="Style18"/>
+        <w:ind w:hanging="0" w:left="0"/>
         <w:jc w:val="center"/>
         <w:rPr/>
       </w:pPr>
@@ -1573,11 +1540,7 @@
       </w:r>
       <w:r>
         <w:rPr/>
-        <w:t xml:space="preserve"> - </w:t>
-      </w:r>
-      <w:r>
-        <w:rPr/>
-        <w:t>Диаграмма классов</w:t>
+        <w:t xml:space="preserve"> - Диаграмма классов</w:t>
       </w:r>
     </w:p>
     <w:p>
@@ -1597,10 +1560,10 @@
         <w:pStyle w:val="Heading1"/>
         <w:numPr>
           <w:ilvl w:val="0"/>
-          <w:numId w:val="2"/>
+          <w:numId w:val="1"/>
         </w:numPr>
         <w:spacing w:before="0" w:after="0"/>
-        <w:ind w:hanging="0" w:start="0"/>
+        <w:ind w:hanging="0" w:left="0"/>
         <w:rPr/>
       </w:pPr>
       <w:r>
@@ -1624,7 +1587,7 @@
         <w:widowControl w:val="false"/>
         <w:numPr>
           <w:ilvl w:val="0"/>
-          <w:numId w:val="5"/>
+          <w:numId w:val="8"/>
         </w:numPr>
         <w:suppressAutoHyphens w:val="true"/>
         <w:bidi w:val="0"/>
@@ -1652,7 +1615,7 @@
         <w:widowControl w:val="false"/>
         <w:numPr>
           <w:ilvl w:val="1"/>
-          <w:numId w:val="6"/>
+          <w:numId w:val="3"/>
         </w:numPr>
         <w:suppressAutoHyphens w:val="true"/>
         <w:bidi w:val="0"/>
@@ -1680,7 +1643,7 @@
         <w:widowControl w:val="false"/>
         <w:numPr>
           <w:ilvl w:val="1"/>
-          <w:numId w:val="7"/>
+          <w:numId w:val="3"/>
         </w:numPr>
         <w:suppressAutoHyphens w:val="true"/>
         <w:bidi w:val="0"/>
@@ -1708,7 +1671,7 @@
         <w:widowControl w:val="false"/>
         <w:numPr>
           <w:ilvl w:val="1"/>
-          <w:numId w:val="8"/>
+          <w:numId w:val="3"/>
         </w:numPr>
         <w:suppressAutoHyphens w:val="true"/>
         <w:bidi w:val="0"/>
@@ -1788,491 +1751,860 @@
       <w:numFmt w:val="none"/>
       <w:suff w:val="nothing"/>
       <w:lvlText w:val=""/>
-      <w:lvlJc w:val="start"/>
+      <w:lvlJc w:val="left"/>
       <w:pPr>
         <w:tabs>
           <w:tab w:val="num" w:pos="0"/>
         </w:tabs>
-        <w:ind w:start="0" w:hanging="0"/>
-      </w:pPr>
+        <w:ind w:left="0" w:hanging="0"/>
+      </w:pPr>
+      <w:rPr/>
     </w:lvl>
     <w:lvl w:ilvl="1">
       <w:start w:val="1"/>
       <w:numFmt w:val="none"/>
       <w:suff w:val="nothing"/>
       <w:lvlText w:val=""/>
-      <w:lvlJc w:val="start"/>
+      <w:lvlJc w:val="left"/>
       <w:pPr>
         <w:tabs>
           <w:tab w:val="num" w:pos="0"/>
         </w:tabs>
-        <w:ind w:start="0" w:hanging="0"/>
-      </w:pPr>
+        <w:ind w:left="0" w:hanging="0"/>
+      </w:pPr>
+      <w:rPr/>
     </w:lvl>
     <w:lvl w:ilvl="2">
       <w:start w:val="1"/>
       <w:numFmt w:val="none"/>
       <w:suff w:val="nothing"/>
       <w:lvlText w:val=""/>
-      <w:lvlJc w:val="start"/>
+      <w:lvlJc w:val="left"/>
       <w:pPr>
         <w:tabs>
           <w:tab w:val="num" w:pos="0"/>
         </w:tabs>
-        <w:ind w:start="0" w:hanging="0"/>
-      </w:pPr>
+        <w:ind w:left="0" w:hanging="0"/>
+      </w:pPr>
+      <w:rPr/>
     </w:lvl>
     <w:lvl w:ilvl="3">
       <w:start w:val="1"/>
       <w:numFmt w:val="none"/>
       <w:suff w:val="nothing"/>
       <w:lvlText w:val=""/>
-      <w:lvlJc w:val="start"/>
+      <w:lvlJc w:val="left"/>
       <w:pPr>
         <w:tabs>
           <w:tab w:val="num" w:pos="0"/>
         </w:tabs>
-        <w:ind w:start="0" w:hanging="0"/>
-      </w:pPr>
+        <w:ind w:left="0" w:hanging="0"/>
+      </w:pPr>
+      <w:rPr/>
     </w:lvl>
     <w:lvl w:ilvl="4">
       <w:start w:val="1"/>
       <w:numFmt w:val="none"/>
       <w:suff w:val="nothing"/>
       <w:lvlText w:val=""/>
-      <w:lvlJc w:val="start"/>
+      <w:lvlJc w:val="left"/>
       <w:pPr>
         <w:tabs>
           <w:tab w:val="num" w:pos="0"/>
         </w:tabs>
-        <w:ind w:start="0" w:hanging="0"/>
-      </w:pPr>
+        <w:ind w:left="0" w:hanging="0"/>
+      </w:pPr>
+      <w:rPr/>
     </w:lvl>
     <w:lvl w:ilvl="5">
       <w:start w:val="1"/>
       <w:numFmt w:val="none"/>
       <w:suff w:val="nothing"/>
       <w:lvlText w:val=""/>
-      <w:lvlJc w:val="start"/>
+      <w:lvlJc w:val="left"/>
       <w:pPr>
         <w:tabs>
           <w:tab w:val="num" w:pos="0"/>
         </w:tabs>
-        <w:ind w:start="0" w:hanging="0"/>
-      </w:pPr>
+        <w:ind w:left="0" w:hanging="0"/>
+      </w:pPr>
+      <w:rPr/>
     </w:lvl>
     <w:lvl w:ilvl="6">
       <w:start w:val="1"/>
       <w:numFmt w:val="none"/>
       <w:suff w:val="nothing"/>
       <w:lvlText w:val=""/>
-      <w:lvlJc w:val="start"/>
+      <w:lvlJc w:val="left"/>
       <w:pPr>
         <w:tabs>
           <w:tab w:val="num" w:pos="0"/>
         </w:tabs>
-        <w:ind w:start="0" w:hanging="0"/>
-      </w:pPr>
+        <w:ind w:left="0" w:hanging="0"/>
+      </w:pPr>
+      <w:rPr/>
     </w:lvl>
     <w:lvl w:ilvl="7">
       <w:start w:val="1"/>
       <w:numFmt w:val="none"/>
       <w:suff w:val="nothing"/>
       <w:lvlText w:val=""/>
-      <w:lvlJc w:val="start"/>
+      <w:lvlJc w:val="left"/>
       <w:pPr>
         <w:tabs>
           <w:tab w:val="num" w:pos="0"/>
         </w:tabs>
-        <w:ind w:start="0" w:hanging="0"/>
-      </w:pPr>
+        <w:ind w:left="0" w:hanging="0"/>
+      </w:pPr>
+      <w:rPr/>
     </w:lvl>
     <w:lvl w:ilvl="8">
       <w:start w:val="1"/>
       <w:numFmt w:val="none"/>
       <w:suff w:val="nothing"/>
       <w:lvlText w:val=""/>
-      <w:lvlJc w:val="start"/>
+      <w:lvlJc w:val="left"/>
       <w:pPr>
         <w:tabs>
           <w:tab w:val="num" w:pos="0"/>
         </w:tabs>
-        <w:ind w:start="0" w:hanging="0"/>
-      </w:pPr>
+        <w:ind w:left="0" w:hanging="0"/>
+      </w:pPr>
+      <w:rPr/>
     </w:lvl>
   </w:abstractNum>
   <w:abstractNum w:abstractNumId="2">
     <w:lvl w:ilvl="0">
       <w:start w:val="1"/>
+      <w:numFmt w:val="decimal"/>
+      <w:suff w:val="space"/>
+      <w:lvlText w:val="%1."/>
+      <w:lvlJc w:val="left"/>
+      <w:pPr>
+        <w:tabs>
+          <w:tab w:val="num" w:pos="0"/>
+        </w:tabs>
+        <w:ind w:left="709" w:hanging="0"/>
+      </w:pPr>
+      <w:rPr/>
+    </w:lvl>
+    <w:lvl w:ilvl="1">
+      <w:start w:val="1"/>
+      <w:numFmt w:val="bullet"/>
+      <w:suff w:val="space"/>
+      <w:lvlText w:val="-"/>
+      <w:lvlJc w:val="left"/>
+      <w:pPr>
+        <w:tabs>
+          <w:tab w:val="num" w:pos="0"/>
+        </w:tabs>
+        <w:ind w:left="1134" w:hanging="0"/>
+      </w:pPr>
+      <w:rPr>
+        <w:rFonts w:ascii="OpenSymbol" w:hAnsi="OpenSymbol" w:cs="OpenSymbol" w:hint="default"/>
+      </w:rPr>
+    </w:lvl>
+    <w:lvl w:ilvl="2">
+      <w:start w:val="1"/>
+      <w:numFmt w:val="decimal"/>
+      <w:lvlText w:val="%3."/>
+      <w:lvlJc w:val="left"/>
+      <w:pPr>
+        <w:tabs>
+          <w:tab w:val="num" w:pos="1440"/>
+        </w:tabs>
+        <w:ind w:left="1440" w:hanging="360"/>
+      </w:pPr>
+      <w:rPr/>
+    </w:lvl>
+    <w:lvl w:ilvl="3">
+      <w:start w:val="1"/>
+      <w:numFmt w:val="decimal"/>
+      <w:lvlText w:val="%4."/>
+      <w:lvlJc w:val="left"/>
+      <w:pPr>
+        <w:tabs>
+          <w:tab w:val="num" w:pos="1800"/>
+        </w:tabs>
+        <w:ind w:left="1800" w:hanging="360"/>
+      </w:pPr>
+      <w:rPr/>
+    </w:lvl>
+    <w:lvl w:ilvl="4">
+      <w:start w:val="1"/>
+      <w:numFmt w:val="decimal"/>
+      <w:lvlText w:val="%5."/>
+      <w:lvlJc w:val="left"/>
+      <w:pPr>
+        <w:tabs>
+          <w:tab w:val="num" w:pos="2160"/>
+        </w:tabs>
+        <w:ind w:left="2160" w:hanging="360"/>
+      </w:pPr>
+      <w:rPr/>
+    </w:lvl>
+    <w:lvl w:ilvl="5">
+      <w:start w:val="1"/>
+      <w:numFmt w:val="decimal"/>
+      <w:lvlText w:val="%6."/>
+      <w:lvlJc w:val="left"/>
+      <w:pPr>
+        <w:tabs>
+          <w:tab w:val="num" w:pos="2520"/>
+        </w:tabs>
+        <w:ind w:left="2520" w:hanging="360"/>
+      </w:pPr>
+      <w:rPr/>
+    </w:lvl>
+    <w:lvl w:ilvl="6">
+      <w:start w:val="1"/>
+      <w:numFmt w:val="decimal"/>
+      <w:lvlText w:val="%7."/>
+      <w:lvlJc w:val="left"/>
+      <w:pPr>
+        <w:tabs>
+          <w:tab w:val="num" w:pos="2880"/>
+        </w:tabs>
+        <w:ind w:left="2880" w:hanging="360"/>
+      </w:pPr>
+      <w:rPr/>
+    </w:lvl>
+    <w:lvl w:ilvl="7">
+      <w:start w:val="1"/>
+      <w:numFmt w:val="decimal"/>
+      <w:lvlText w:val="%8."/>
+      <w:lvlJc w:val="left"/>
+      <w:pPr>
+        <w:tabs>
+          <w:tab w:val="num" w:pos="3240"/>
+        </w:tabs>
+        <w:ind w:left="3240" w:hanging="360"/>
+      </w:pPr>
+      <w:rPr/>
+    </w:lvl>
+    <w:lvl w:ilvl="8">
+      <w:start w:val="1"/>
+      <w:numFmt w:val="decimal"/>
+      <w:lvlText w:val="%9."/>
+      <w:lvlJc w:val="left"/>
+      <w:pPr>
+        <w:tabs>
+          <w:tab w:val="num" w:pos="3600"/>
+        </w:tabs>
+        <w:ind w:left="3600" w:hanging="360"/>
+      </w:pPr>
+      <w:rPr/>
+    </w:lvl>
+  </w:abstractNum>
+  <w:abstractNum w:abstractNumId="3">
+    <w:lvl w:ilvl="0">
+      <w:start w:val="1"/>
+      <w:numFmt w:val="decimal"/>
+      <w:suff w:val="space"/>
+      <w:lvlText w:val="%1."/>
+      <w:lvlJc w:val="left"/>
+      <w:pPr>
+        <w:tabs>
+          <w:tab w:val="num" w:pos="0"/>
+        </w:tabs>
+        <w:ind w:left="709" w:hanging="0"/>
+      </w:pPr>
+      <w:rPr/>
+    </w:lvl>
+    <w:lvl w:ilvl="1">
+      <w:start w:val="1"/>
+      <w:numFmt w:val="bullet"/>
+      <w:suff w:val="space"/>
+      <w:lvlText w:val="-"/>
+      <w:lvlJc w:val="left"/>
+      <w:pPr>
+        <w:tabs>
+          <w:tab w:val="num" w:pos="0"/>
+        </w:tabs>
+        <w:ind w:left="1134" w:hanging="0"/>
+      </w:pPr>
+      <w:rPr>
+        <w:rFonts w:ascii="OpenSymbol" w:hAnsi="OpenSymbol" w:cs="OpenSymbol" w:hint="default"/>
+      </w:rPr>
+    </w:lvl>
+    <w:lvl w:ilvl="2">
+      <w:start w:val="1"/>
+      <w:numFmt w:val="decimal"/>
+      <w:lvlText w:val="%3."/>
+      <w:lvlJc w:val="left"/>
+      <w:pPr>
+        <w:tabs>
+          <w:tab w:val="num" w:pos="1440"/>
+        </w:tabs>
+        <w:ind w:left="1440" w:hanging="360"/>
+      </w:pPr>
+      <w:rPr/>
+    </w:lvl>
+    <w:lvl w:ilvl="3">
+      <w:start w:val="1"/>
+      <w:numFmt w:val="decimal"/>
+      <w:lvlText w:val="%4."/>
+      <w:lvlJc w:val="left"/>
+      <w:pPr>
+        <w:tabs>
+          <w:tab w:val="num" w:pos="1800"/>
+        </w:tabs>
+        <w:ind w:left="1800" w:hanging="360"/>
+      </w:pPr>
+      <w:rPr/>
+    </w:lvl>
+    <w:lvl w:ilvl="4">
+      <w:start w:val="1"/>
+      <w:numFmt w:val="decimal"/>
+      <w:lvlText w:val="%5."/>
+      <w:lvlJc w:val="left"/>
+      <w:pPr>
+        <w:tabs>
+          <w:tab w:val="num" w:pos="2160"/>
+        </w:tabs>
+        <w:ind w:left="2160" w:hanging="360"/>
+      </w:pPr>
+      <w:rPr/>
+    </w:lvl>
+    <w:lvl w:ilvl="5">
+      <w:start w:val="1"/>
+      <w:numFmt w:val="decimal"/>
+      <w:lvlText w:val="%6."/>
+      <w:lvlJc w:val="left"/>
+      <w:pPr>
+        <w:tabs>
+          <w:tab w:val="num" w:pos="2520"/>
+        </w:tabs>
+        <w:ind w:left="2520" w:hanging="360"/>
+      </w:pPr>
+      <w:rPr/>
+    </w:lvl>
+    <w:lvl w:ilvl="6">
+      <w:start w:val="1"/>
+      <w:numFmt w:val="decimal"/>
+      <w:lvlText w:val="%7."/>
+      <w:lvlJc w:val="left"/>
+      <w:pPr>
+        <w:tabs>
+          <w:tab w:val="num" w:pos="2880"/>
+        </w:tabs>
+        <w:ind w:left="2880" w:hanging="360"/>
+      </w:pPr>
+      <w:rPr/>
+    </w:lvl>
+    <w:lvl w:ilvl="7">
+      <w:start w:val="1"/>
+      <w:numFmt w:val="decimal"/>
+      <w:lvlText w:val="%8."/>
+      <w:lvlJc w:val="left"/>
+      <w:pPr>
+        <w:tabs>
+          <w:tab w:val="num" w:pos="3240"/>
+        </w:tabs>
+        <w:ind w:left="3240" w:hanging="360"/>
+      </w:pPr>
+      <w:rPr/>
+    </w:lvl>
+    <w:lvl w:ilvl="8">
+      <w:start w:val="1"/>
+      <w:numFmt w:val="decimal"/>
+      <w:lvlText w:val="%9."/>
+      <w:lvlJc w:val="left"/>
+      <w:pPr>
+        <w:tabs>
+          <w:tab w:val="num" w:pos="3600"/>
+        </w:tabs>
+        <w:ind w:left="3600" w:hanging="360"/>
+      </w:pPr>
+      <w:rPr/>
+    </w:lvl>
+  </w:abstractNum>
+  <w:abstractNum w:abstractNumId="4">
+    <w:lvl w:ilvl="0">
+      <w:start w:val="1"/>
+      <w:numFmt w:val="decimal"/>
+      <w:suff w:val="space"/>
+      <w:lvlText w:val="%1."/>
+      <w:lvlJc w:val="left"/>
+      <w:pPr>
+        <w:tabs>
+          <w:tab w:val="num" w:pos="0"/>
+        </w:tabs>
+        <w:ind w:left="709" w:hanging="0"/>
+      </w:pPr>
+      <w:rPr/>
+    </w:lvl>
+    <w:lvl w:ilvl="1">
+      <w:start w:val="1"/>
+      <w:numFmt w:val="bullet"/>
+      <w:suff w:val="space"/>
+      <w:lvlText w:val="-"/>
+      <w:lvlJc w:val="left"/>
+      <w:pPr>
+        <w:tabs>
+          <w:tab w:val="num" w:pos="0"/>
+        </w:tabs>
+        <w:ind w:left="1134" w:hanging="0"/>
+      </w:pPr>
+      <w:rPr>
+        <w:rFonts w:ascii="OpenSymbol" w:hAnsi="OpenSymbol" w:cs="OpenSymbol" w:hint="default"/>
+      </w:rPr>
+    </w:lvl>
+    <w:lvl w:ilvl="2">
+      <w:start w:val="1"/>
+      <w:numFmt w:val="decimal"/>
+      <w:lvlText w:val="%3."/>
+      <w:lvlJc w:val="left"/>
+      <w:pPr>
+        <w:tabs>
+          <w:tab w:val="num" w:pos="1440"/>
+        </w:tabs>
+        <w:ind w:left="1440" w:hanging="360"/>
+      </w:pPr>
+      <w:rPr/>
+    </w:lvl>
+    <w:lvl w:ilvl="3">
+      <w:start w:val="1"/>
+      <w:numFmt w:val="decimal"/>
+      <w:lvlText w:val="%4."/>
+      <w:lvlJc w:val="left"/>
+      <w:pPr>
+        <w:tabs>
+          <w:tab w:val="num" w:pos="1800"/>
+        </w:tabs>
+        <w:ind w:left="1800" w:hanging="360"/>
+      </w:pPr>
+      <w:rPr/>
+    </w:lvl>
+    <w:lvl w:ilvl="4">
+      <w:start w:val="1"/>
+      <w:numFmt w:val="decimal"/>
+      <w:lvlText w:val="%5."/>
+      <w:lvlJc w:val="left"/>
+      <w:pPr>
+        <w:tabs>
+          <w:tab w:val="num" w:pos="2160"/>
+        </w:tabs>
+        <w:ind w:left="2160" w:hanging="360"/>
+      </w:pPr>
+      <w:rPr/>
+    </w:lvl>
+    <w:lvl w:ilvl="5">
+      <w:start w:val="1"/>
+      <w:numFmt w:val="decimal"/>
+      <w:lvlText w:val="%6."/>
+      <w:lvlJc w:val="left"/>
+      <w:pPr>
+        <w:tabs>
+          <w:tab w:val="num" w:pos="2520"/>
+        </w:tabs>
+        <w:ind w:left="2520" w:hanging="360"/>
+      </w:pPr>
+      <w:rPr/>
+    </w:lvl>
+    <w:lvl w:ilvl="6">
+      <w:start w:val="1"/>
+      <w:numFmt w:val="decimal"/>
+      <w:lvlText w:val="%7."/>
+      <w:lvlJc w:val="left"/>
+      <w:pPr>
+        <w:tabs>
+          <w:tab w:val="num" w:pos="2880"/>
+        </w:tabs>
+        <w:ind w:left="2880" w:hanging="360"/>
+      </w:pPr>
+      <w:rPr/>
+    </w:lvl>
+    <w:lvl w:ilvl="7">
+      <w:start w:val="1"/>
+      <w:numFmt w:val="decimal"/>
+      <w:lvlText w:val="%8."/>
+      <w:lvlJc w:val="left"/>
+      <w:pPr>
+        <w:tabs>
+          <w:tab w:val="num" w:pos="3240"/>
+        </w:tabs>
+        <w:ind w:left="3240" w:hanging="360"/>
+      </w:pPr>
+      <w:rPr/>
+    </w:lvl>
+    <w:lvl w:ilvl="8">
+      <w:start w:val="1"/>
+      <w:numFmt w:val="decimal"/>
+      <w:lvlText w:val="%9."/>
+      <w:lvlJc w:val="left"/>
+      <w:pPr>
+        <w:tabs>
+          <w:tab w:val="num" w:pos="3600"/>
+        </w:tabs>
+        <w:ind w:left="3600" w:hanging="360"/>
+      </w:pPr>
+      <w:rPr/>
+    </w:lvl>
+  </w:abstractNum>
+  <w:abstractNum w:abstractNumId="5">
+    <w:lvl w:ilvl="0">
+      <w:start w:val="1"/>
+      <w:numFmt w:val="decimal"/>
+      <w:suff w:val="space"/>
+      <w:lvlText w:val="%1."/>
+      <w:lvlJc w:val="left"/>
+      <w:pPr>
+        <w:tabs>
+          <w:tab w:val="num" w:pos="0"/>
+        </w:tabs>
+        <w:ind w:left="709" w:hanging="0"/>
+      </w:pPr>
+      <w:rPr/>
+    </w:lvl>
+    <w:lvl w:ilvl="1">
+      <w:start w:val="1"/>
+      <w:numFmt w:val="bullet"/>
+      <w:suff w:val="space"/>
+      <w:lvlText w:val="-"/>
+      <w:lvlJc w:val="left"/>
+      <w:pPr>
+        <w:tabs>
+          <w:tab w:val="num" w:pos="0"/>
+        </w:tabs>
+        <w:ind w:left="1134" w:hanging="0"/>
+      </w:pPr>
+      <w:rPr>
+        <w:rFonts w:ascii="OpenSymbol" w:hAnsi="OpenSymbol" w:cs="OpenSymbol" w:hint="default"/>
+      </w:rPr>
+    </w:lvl>
+    <w:lvl w:ilvl="2">
+      <w:start w:val="1"/>
+      <w:numFmt w:val="decimal"/>
+      <w:lvlText w:val="%3."/>
+      <w:lvlJc w:val="left"/>
+      <w:pPr>
+        <w:tabs>
+          <w:tab w:val="num" w:pos="1440"/>
+        </w:tabs>
+        <w:ind w:left="1440" w:hanging="360"/>
+      </w:pPr>
+      <w:rPr/>
+    </w:lvl>
+    <w:lvl w:ilvl="3">
+      <w:start w:val="1"/>
+      <w:numFmt w:val="decimal"/>
+      <w:lvlText w:val="%4."/>
+      <w:lvlJc w:val="left"/>
+      <w:pPr>
+        <w:tabs>
+          <w:tab w:val="num" w:pos="1800"/>
+        </w:tabs>
+        <w:ind w:left="1800" w:hanging="360"/>
+      </w:pPr>
+      <w:rPr/>
+    </w:lvl>
+    <w:lvl w:ilvl="4">
+      <w:start w:val="1"/>
+      <w:numFmt w:val="decimal"/>
+      <w:lvlText w:val="%5."/>
+      <w:lvlJc w:val="left"/>
+      <w:pPr>
+        <w:tabs>
+          <w:tab w:val="num" w:pos="2160"/>
+        </w:tabs>
+        <w:ind w:left="2160" w:hanging="360"/>
+      </w:pPr>
+      <w:rPr/>
+    </w:lvl>
+    <w:lvl w:ilvl="5">
+      <w:start w:val="1"/>
+      <w:numFmt w:val="decimal"/>
+      <w:lvlText w:val="%6."/>
+      <w:lvlJc w:val="left"/>
+      <w:pPr>
+        <w:tabs>
+          <w:tab w:val="num" w:pos="2520"/>
+        </w:tabs>
+        <w:ind w:left="2520" w:hanging="360"/>
+      </w:pPr>
+      <w:rPr/>
+    </w:lvl>
+    <w:lvl w:ilvl="6">
+      <w:start w:val="1"/>
+      <w:numFmt w:val="decimal"/>
+      <w:lvlText w:val="%7."/>
+      <w:lvlJc w:val="left"/>
+      <w:pPr>
+        <w:tabs>
+          <w:tab w:val="num" w:pos="2880"/>
+        </w:tabs>
+        <w:ind w:left="2880" w:hanging="360"/>
+      </w:pPr>
+      <w:rPr/>
+    </w:lvl>
+    <w:lvl w:ilvl="7">
+      <w:start w:val="1"/>
+      <w:numFmt w:val="decimal"/>
+      <w:lvlText w:val="%8."/>
+      <w:lvlJc w:val="left"/>
+      <w:pPr>
+        <w:tabs>
+          <w:tab w:val="num" w:pos="3240"/>
+        </w:tabs>
+        <w:ind w:left="3240" w:hanging="360"/>
+      </w:pPr>
+      <w:rPr/>
+    </w:lvl>
+    <w:lvl w:ilvl="8">
+      <w:start w:val="1"/>
+      <w:numFmt w:val="decimal"/>
+      <w:lvlText w:val="%9."/>
+      <w:lvlJc w:val="left"/>
+      <w:pPr>
+        <w:tabs>
+          <w:tab w:val="num" w:pos="3600"/>
+        </w:tabs>
+        <w:ind w:left="3600" w:hanging="360"/>
+      </w:pPr>
+      <w:rPr/>
+    </w:lvl>
+  </w:abstractNum>
+  <w:abstractNum w:abstractNumId="6">
+    <w:lvl w:ilvl="0">
+      <w:start w:val="1"/>
+      <w:numFmt w:val="decimal"/>
+      <w:suff w:val="space"/>
+      <w:lvlText w:val="%1."/>
+      <w:lvlJc w:val="left"/>
+      <w:pPr>
+        <w:tabs>
+          <w:tab w:val="num" w:pos="0"/>
+        </w:tabs>
+        <w:ind w:left="709" w:hanging="0"/>
+      </w:pPr>
+      <w:rPr/>
+    </w:lvl>
+    <w:lvl w:ilvl="1">
+      <w:start w:val="1"/>
+      <w:numFmt w:val="bullet"/>
+      <w:suff w:val="space"/>
+      <w:lvlText w:val="-"/>
+      <w:lvlJc w:val="left"/>
+      <w:pPr>
+        <w:tabs>
+          <w:tab w:val="num" w:pos="0"/>
+        </w:tabs>
+        <w:ind w:left="1134" w:hanging="0"/>
+      </w:pPr>
+      <w:rPr>
+        <w:rFonts w:ascii="OpenSymbol" w:hAnsi="OpenSymbol" w:cs="OpenSymbol" w:hint="default"/>
+      </w:rPr>
+    </w:lvl>
+    <w:lvl w:ilvl="2">
+      <w:start w:val="1"/>
+      <w:numFmt w:val="decimal"/>
+      <w:lvlText w:val="%3."/>
+      <w:lvlJc w:val="left"/>
+      <w:pPr>
+        <w:tabs>
+          <w:tab w:val="num" w:pos="1440"/>
+        </w:tabs>
+        <w:ind w:left="1440" w:hanging="360"/>
+      </w:pPr>
+      <w:rPr/>
+    </w:lvl>
+    <w:lvl w:ilvl="3">
+      <w:start w:val="1"/>
+      <w:numFmt w:val="decimal"/>
+      <w:lvlText w:val="%4."/>
+      <w:lvlJc w:val="left"/>
+      <w:pPr>
+        <w:tabs>
+          <w:tab w:val="num" w:pos="1800"/>
+        </w:tabs>
+        <w:ind w:left="1800" w:hanging="360"/>
+      </w:pPr>
+      <w:rPr/>
+    </w:lvl>
+    <w:lvl w:ilvl="4">
+      <w:start w:val="1"/>
+      <w:numFmt w:val="decimal"/>
+      <w:lvlText w:val="%5."/>
+      <w:lvlJc w:val="left"/>
+      <w:pPr>
+        <w:tabs>
+          <w:tab w:val="num" w:pos="2160"/>
+        </w:tabs>
+        <w:ind w:left="2160" w:hanging="360"/>
+      </w:pPr>
+      <w:rPr/>
+    </w:lvl>
+    <w:lvl w:ilvl="5">
+      <w:start w:val="1"/>
+      <w:numFmt w:val="decimal"/>
+      <w:lvlText w:val="%6."/>
+      <w:lvlJc w:val="left"/>
+      <w:pPr>
+        <w:tabs>
+          <w:tab w:val="num" w:pos="2520"/>
+        </w:tabs>
+        <w:ind w:left="2520" w:hanging="360"/>
+      </w:pPr>
+      <w:rPr/>
+    </w:lvl>
+    <w:lvl w:ilvl="6">
+      <w:start w:val="1"/>
+      <w:numFmt w:val="decimal"/>
+      <w:lvlText w:val="%7."/>
+      <w:lvlJc w:val="left"/>
+      <w:pPr>
+        <w:tabs>
+          <w:tab w:val="num" w:pos="2880"/>
+        </w:tabs>
+        <w:ind w:left="2880" w:hanging="360"/>
+      </w:pPr>
+      <w:rPr/>
+    </w:lvl>
+    <w:lvl w:ilvl="7">
+      <w:start w:val="1"/>
+      <w:numFmt w:val="decimal"/>
+      <w:lvlText w:val="%8."/>
+      <w:lvlJc w:val="left"/>
+      <w:pPr>
+        <w:tabs>
+          <w:tab w:val="num" w:pos="3240"/>
+        </w:tabs>
+        <w:ind w:left="3240" w:hanging="360"/>
+      </w:pPr>
+      <w:rPr/>
+    </w:lvl>
+    <w:lvl w:ilvl="8">
+      <w:start w:val="1"/>
+      <w:numFmt w:val="decimal"/>
+      <w:lvlText w:val="%9."/>
+      <w:lvlJc w:val="left"/>
+      <w:pPr>
+        <w:tabs>
+          <w:tab w:val="num" w:pos="3600"/>
+        </w:tabs>
+        <w:ind w:left="3600" w:hanging="360"/>
+      </w:pPr>
+      <w:rPr/>
+    </w:lvl>
+  </w:abstractNum>
+  <w:abstractNum w:abstractNumId="7">
+    <w:lvl w:ilvl="0">
+      <w:start w:val="1"/>
       <w:numFmt w:val="none"/>
       <w:suff w:val="nothing"/>
       <w:lvlText w:val=""/>
-      <w:lvlJc w:val="start"/>
+      <w:lvlJc w:val="left"/>
       <w:pPr>
         <w:tabs>
           <w:tab w:val="num" w:pos="0"/>
         </w:tabs>
-        <w:ind w:start="0" w:hanging="0"/>
-      </w:pPr>
-      <w:rPr/>
+        <w:ind w:left="0" w:hanging="0"/>
+      </w:pPr>
     </w:lvl>
     <w:lvl w:ilvl="1">
       <w:start w:val="1"/>
       <w:numFmt w:val="none"/>
       <w:suff w:val="nothing"/>
       <w:lvlText w:val=""/>
-      <w:lvlJc w:val="start"/>
+      <w:lvlJc w:val="left"/>
       <w:pPr>
         <w:tabs>
           <w:tab w:val="num" w:pos="0"/>
         </w:tabs>
-        <w:ind w:start="0" w:hanging="0"/>
-      </w:pPr>
-      <w:rPr/>
+        <w:ind w:left="0" w:hanging="0"/>
+      </w:pPr>
     </w:lvl>
     <w:lvl w:ilvl="2">
       <w:start w:val="1"/>
       <w:numFmt w:val="none"/>
       <w:suff w:val="nothing"/>
       <w:lvlText w:val=""/>
-      <w:lvlJc w:val="start"/>
+      <w:lvlJc w:val="left"/>
       <w:pPr>
         <w:tabs>
           <w:tab w:val="num" w:pos="0"/>
         </w:tabs>
-        <w:ind w:start="0" w:hanging="0"/>
-      </w:pPr>
-      <w:rPr/>
+        <w:ind w:left="0" w:hanging="0"/>
+      </w:pPr>
     </w:lvl>
     <w:lvl w:ilvl="3">
       <w:start w:val="1"/>
       <w:numFmt w:val="none"/>
       <w:suff w:val="nothing"/>
       <w:lvlText w:val=""/>
-      <w:lvlJc w:val="start"/>
+      <w:lvlJc w:val="left"/>
       <w:pPr>
         <w:tabs>
           <w:tab w:val="num" w:pos="0"/>
         </w:tabs>
-        <w:ind w:start="0" w:hanging="0"/>
-      </w:pPr>
-      <w:rPr/>
+        <w:ind w:left="0" w:hanging="0"/>
+      </w:pPr>
     </w:lvl>
     <w:lvl w:ilvl="4">
       <w:start w:val="1"/>
       <w:numFmt w:val="none"/>
       <w:suff w:val="nothing"/>
       <w:lvlText w:val=""/>
-      <w:lvlJc w:val="start"/>
+      <w:lvlJc w:val="left"/>
       <w:pPr>
         <w:tabs>
           <w:tab w:val="num" w:pos="0"/>
         </w:tabs>
-        <w:ind w:start="0" w:hanging="0"/>
-      </w:pPr>
-      <w:rPr/>
+        <w:ind w:left="0" w:hanging="0"/>
+      </w:pPr>
     </w:lvl>
     <w:lvl w:ilvl="5">
       <w:start w:val="1"/>
       <w:numFmt w:val="none"/>
       <w:suff w:val="nothing"/>
       <w:lvlText w:val=""/>
-      <w:lvlJc w:val="start"/>
+      <w:lvlJc w:val="left"/>
       <w:pPr>
         <w:tabs>
           <w:tab w:val="num" w:pos="0"/>
         </w:tabs>
-        <w:ind w:start="0" w:hanging="0"/>
-      </w:pPr>
-      <w:rPr/>
+        <w:ind w:left="0" w:hanging="0"/>
+      </w:pPr>
     </w:lvl>
     <w:lvl w:ilvl="6">
       <w:start w:val="1"/>
       <w:numFmt w:val="none"/>
       <w:suff w:val="nothing"/>
       <w:lvlText w:val=""/>
-      <w:lvlJc w:val="start"/>
+      <w:lvlJc w:val="left"/>
       <w:pPr>
         <w:tabs>
           <w:tab w:val="num" w:pos="0"/>
         </w:tabs>
-        <w:ind w:start="0" w:hanging="0"/>
-      </w:pPr>
-      <w:rPr/>
+        <w:ind w:left="0" w:hanging="0"/>
+      </w:pPr>
     </w:lvl>
     <w:lvl w:ilvl="7">
       <w:start w:val="1"/>
       <w:numFmt w:val="none"/>
       <w:suff w:val="nothing"/>
       <w:lvlText w:val=""/>
-      <w:lvlJc w:val="start"/>
+      <w:lvlJc w:val="left"/>
       <w:pPr>
         <w:tabs>
           <w:tab w:val="num" w:pos="0"/>
         </w:tabs>
-        <w:ind w:start="0" w:hanging="0"/>
-      </w:pPr>
-      <w:rPr/>
+        <w:ind w:left="0" w:hanging="0"/>
+      </w:pPr>
     </w:lvl>
     <w:lvl w:ilvl="8">
       <w:start w:val="1"/>
       <w:numFmt w:val="none"/>
       <w:suff w:val="nothing"/>
       <w:lvlText w:val=""/>
-      <w:lvlJc w:val="start"/>
+      <w:lvlJc w:val="left"/>
       <w:pPr>
         <w:tabs>
           <w:tab w:val="num" w:pos="0"/>
         </w:tabs>
-        <w:ind w:start="0" w:hanging="0"/>
-      </w:pPr>
-      <w:rPr/>
-    </w:lvl>
-  </w:abstractNum>
-  <w:abstractNum w:abstractNumId="3">
-    <w:lvl w:ilvl="0">
-      <w:start w:val="1"/>
-      <w:numFmt w:val="decimal"/>
-      <w:suff w:val="space"/>
-      <w:lvlText w:val="%1."/>
-      <w:lvlJc w:val="start"/>
-      <w:pPr>
-        <w:tabs>
-          <w:tab w:val="num" w:pos="0"/>
-        </w:tabs>
-        <w:ind w:start="709" w:hanging="0"/>
-      </w:pPr>
-      <w:rPr/>
-    </w:lvl>
-    <w:lvl w:ilvl="1">
-      <w:start w:val="1"/>
-      <w:numFmt w:val="bullet"/>
-      <w:suff w:val="space"/>
-      <w:lvlText w:val="-"/>
-      <w:lvlJc w:val="start"/>
-      <w:pPr>
-        <w:tabs>
-          <w:tab w:val="num" w:pos="0"/>
-        </w:tabs>
-        <w:ind w:start="1134" w:hanging="0"/>
-      </w:pPr>
-      <w:rPr>
-        <w:rFonts w:ascii="OpenSymbol" w:hAnsi="OpenSymbol" w:cs="OpenSymbol" w:hint="default"/>
-      </w:rPr>
-    </w:lvl>
-    <w:lvl w:ilvl="2">
-      <w:start w:val="1"/>
-      <w:numFmt w:val="decimal"/>
-      <w:lvlText w:val="%3."/>
-      <w:lvlJc w:val="start"/>
-      <w:pPr>
-        <w:tabs>
-          <w:tab w:val="num" w:pos="1440"/>
-        </w:tabs>
-        <w:ind w:start="1440" w:hanging="360"/>
-      </w:pPr>
-      <w:rPr/>
-    </w:lvl>
-    <w:lvl w:ilvl="3">
-      <w:start w:val="1"/>
-      <w:numFmt w:val="decimal"/>
-      <w:lvlText w:val="%4."/>
-      <w:lvlJc w:val="start"/>
-      <w:pPr>
-        <w:tabs>
-          <w:tab w:val="num" w:pos="1800"/>
-        </w:tabs>
-        <w:ind w:start="1800" w:hanging="360"/>
-      </w:pPr>
-      <w:rPr/>
-    </w:lvl>
-    <w:lvl w:ilvl="4">
-      <w:start w:val="1"/>
-      <w:numFmt w:val="decimal"/>
-      <w:lvlText w:val="%5."/>
-      <w:lvlJc w:val="start"/>
-      <w:pPr>
-        <w:tabs>
-          <w:tab w:val="num" w:pos="2160"/>
-        </w:tabs>
-        <w:ind w:start="2160" w:hanging="360"/>
-      </w:pPr>
-      <w:rPr/>
-    </w:lvl>
-    <w:lvl w:ilvl="5">
-      <w:start w:val="1"/>
-      <w:numFmt w:val="decimal"/>
-      <w:lvlText w:val="%6."/>
-      <w:lvlJc w:val="start"/>
-      <w:pPr>
-        <w:tabs>
-          <w:tab w:val="num" w:pos="2520"/>
-        </w:tabs>
-        <w:ind w:start="2520" w:hanging="360"/>
-      </w:pPr>
-      <w:rPr/>
-    </w:lvl>
-    <w:lvl w:ilvl="6">
-      <w:start w:val="1"/>
-      <w:numFmt w:val="decimal"/>
-      <w:lvlText w:val="%7."/>
-      <w:lvlJc w:val="start"/>
-      <w:pPr>
-        <w:tabs>
-          <w:tab w:val="num" w:pos="2880"/>
-        </w:tabs>
-        <w:ind w:start="2880" w:hanging="360"/>
-      </w:pPr>
-      <w:rPr/>
-    </w:lvl>
-    <w:lvl w:ilvl="7">
-      <w:start w:val="1"/>
-      <w:numFmt w:val="decimal"/>
-      <w:lvlText w:val="%8."/>
-      <w:lvlJc w:val="start"/>
-      <w:pPr>
-        <w:tabs>
-          <w:tab w:val="num" w:pos="3240"/>
-        </w:tabs>
-        <w:ind w:start="3240" w:hanging="360"/>
-      </w:pPr>
-      <w:rPr/>
-    </w:lvl>
-    <w:lvl w:ilvl="8">
-      <w:start w:val="1"/>
-      <w:numFmt w:val="decimal"/>
-      <w:lvlText w:val="%9."/>
-      <w:lvlJc w:val="start"/>
-      <w:pPr>
-        <w:tabs>
-          <w:tab w:val="num" w:pos="3600"/>
-        </w:tabs>
-        <w:ind w:start="3600" w:hanging="360"/>
-      </w:pPr>
-      <w:rPr/>
-    </w:lvl>
-  </w:abstractNum>
-  <w:abstractNum w:abstractNumId="4">
-    <w:lvl w:ilvl="0">
-      <w:start w:val="1"/>
-      <w:numFmt w:val="decimal"/>
-      <w:suff w:val="space"/>
-      <w:lvlText w:val="%1."/>
-      <w:lvlJc w:val="start"/>
-      <w:pPr>
-        <w:tabs>
-          <w:tab w:val="num" w:pos="0"/>
-        </w:tabs>
-        <w:ind w:start="709" w:hanging="0"/>
-      </w:pPr>
-      <w:rPr/>
-    </w:lvl>
-    <w:lvl w:ilvl="1">
-      <w:start w:val="1"/>
-      <w:numFmt w:val="bullet"/>
-      <w:suff w:val="space"/>
-      <w:lvlText w:val="-"/>
-      <w:lvlJc w:val="start"/>
-      <w:pPr>
-        <w:tabs>
-          <w:tab w:val="num" w:pos="0"/>
-        </w:tabs>
-        <w:ind w:start="1134" w:hanging="0"/>
-      </w:pPr>
-      <w:rPr>
-        <w:rFonts w:ascii="OpenSymbol" w:hAnsi="OpenSymbol" w:cs="OpenSymbol" w:hint="default"/>
-      </w:rPr>
-    </w:lvl>
-    <w:lvl w:ilvl="2">
-      <w:start w:val="1"/>
-      <w:numFmt w:val="decimal"/>
-      <w:lvlText w:val="%3."/>
-      <w:lvlJc w:val="start"/>
-      <w:pPr>
-        <w:tabs>
-          <w:tab w:val="num" w:pos="1440"/>
-        </w:tabs>
-        <w:ind w:start="1440" w:hanging="360"/>
-      </w:pPr>
-      <w:rPr/>
-    </w:lvl>
-    <w:lvl w:ilvl="3">
-      <w:start w:val="1"/>
-      <w:numFmt w:val="decimal"/>
-      <w:lvlText w:val="%4."/>
-      <w:lvlJc w:val="start"/>
-      <w:pPr>
-        <w:tabs>
-          <w:tab w:val="num" w:pos="1800"/>
-        </w:tabs>
-        <w:ind w:start="1800" w:hanging="360"/>
-      </w:pPr>
-      <w:rPr/>
-    </w:lvl>
-    <w:lvl w:ilvl="4">
-      <w:start w:val="1"/>
-      <w:numFmt w:val="decimal"/>
-      <w:lvlText w:val="%5."/>
-      <w:lvlJc w:val="start"/>
-      <w:pPr>
-        <w:tabs>
-          <w:tab w:val="num" w:pos="2160"/>
-        </w:tabs>
-        <w:ind w:start="2160" w:hanging="360"/>
-      </w:pPr>
-      <w:rPr/>
-    </w:lvl>
-    <w:lvl w:ilvl="5">
-      <w:start w:val="1"/>
-      <w:numFmt w:val="decimal"/>
-      <w:lvlText w:val="%6."/>
-      <w:lvlJc w:val="start"/>
-      <w:pPr>
-        <w:tabs>
-          <w:tab w:val="num" w:pos="2520"/>
-        </w:tabs>
-        <w:ind w:start="2520" w:hanging="360"/>
-      </w:pPr>
-      <w:rPr/>
-    </w:lvl>
-    <w:lvl w:ilvl="6">
-      <w:start w:val="1"/>
-      <w:numFmt w:val="decimal"/>
-      <w:lvlText w:val="%7."/>
-      <w:lvlJc w:val="start"/>
-      <w:pPr>
-        <w:tabs>
-          <w:tab w:val="num" w:pos="2880"/>
-        </w:tabs>
-        <w:ind w:start="2880" w:hanging="360"/>
-      </w:pPr>
-      <w:rPr/>
-    </w:lvl>
-    <w:lvl w:ilvl="7">
-      <w:start w:val="1"/>
-      <w:numFmt w:val="decimal"/>
-      <w:lvlText w:val="%8."/>
-      <w:lvlJc w:val="start"/>
-      <w:pPr>
-        <w:tabs>
-          <w:tab w:val="num" w:pos="3240"/>
-        </w:tabs>
-        <w:ind w:start="3240" w:hanging="360"/>
-      </w:pPr>
-      <w:rPr/>
-    </w:lvl>
-    <w:lvl w:ilvl="8">
-      <w:start w:val="1"/>
-      <w:numFmt w:val="decimal"/>
-      <w:lvlText w:val="%9."/>
-      <w:lvlJc w:val="start"/>
-      <w:pPr>
-        <w:tabs>
-          <w:tab w:val="num" w:pos="3600"/>
-        </w:tabs>
-        <w:ind w:start="3600" w:hanging="360"/>
-      </w:pPr>
-      <w:rPr/>
+        <w:ind w:left="0" w:hanging="0"/>
+      </w:pPr>
     </w:lvl>
   </w:abstractNum>
   <w:num w:numId="1">
@@ -2288,19 +2620,19 @@
     <w:abstractNumId w:val="4"/>
   </w:num>
   <w:num w:numId="5">
+    <w:abstractNumId w:val="5"/>
+  </w:num>
+  <w:num w:numId="6">
+    <w:abstractNumId w:val="6"/>
+  </w:num>
+  <w:num w:numId="7">
+    <w:abstractNumId w:val="7"/>
+  </w:num>
+  <w:num w:numId="8">
     <w:abstractNumId w:val="3"/>
     <w:lvlOverride w:ilvl="0">
       <w:startOverride w:val="1"/>
     </w:lvlOverride>
-  </w:num>
-  <w:num w:numId="6">
-    <w:abstractNumId w:val="3"/>
-  </w:num>
-  <w:num w:numId="7">
-    <w:abstractNumId w:val="3"/>
-  </w:num>
-  <w:num w:numId="8">
-    <w:abstractNumId w:val="3"/>
   </w:num>
 </w:numbering>
 </file>
@@ -2709,7 +3041,7 @@
       <w:suppressAutoHyphens w:val="true"/>
       <w:bidi w:val="0"/>
       <w:spacing w:before="0" w:after="0"/>
-      <w:jc w:val="start"/>
+      <w:jc w:val="left"/>
     </w:pPr>
     <w:rPr>
       <w:rFonts w:ascii="Liberation Serif" w:hAnsi="Liberation Serif" w:eastAsia="Droid Sans Fallback" w:cs="FreeSans"/>
@@ -2728,7 +3060,7 @@
     <w:pPr>
       <w:numPr>
         <w:ilvl w:val="0"/>
-        <w:numId w:val="2"/>
+        <w:numId w:val="1"/>
       </w:numPr>
       <w:suppressLineNumbers/>
       <w:spacing w:lineRule="auto" w:line="360" w:before="0" w:after="0"/>
@@ -2751,7 +3083,7 @@
     <w:pPr>
       <w:numPr>
         <w:ilvl w:val="1"/>
-        <w:numId w:val="2"/>
+        <w:numId w:val="1"/>
       </w:numPr>
       <w:spacing w:lineRule="auto" w:line="360" w:before="0" w:after="0"/>
       <w:ind w:firstLine="709"/>
@@ -2814,13 +3146,13 @@
       <w:lang w:eastAsia="zh-CN" w:bidi="hi-IN"/>
     </w:rPr>
   </w:style>
+  <w:style w:type="character" w:styleId="Style14" w:customStyle="1">
+    <w:name w:val="Символ нумерации"/>
+    <w:qFormat/>
+    <w:rPr/>
+  </w:style>
   <w:style w:type="character" w:styleId="user" w:customStyle="1">
-    <w:name w:val="Символ нумерации (user)"/>
-    <w:qFormat/>
-    <w:rPr/>
-  </w:style>
-  <w:style w:type="character" w:styleId="Style14" w:customStyle="1">
-    <w:name w:val="Маркеры"/>
+    <w:name w:val="Маркеры (user)"/>
     <w:qFormat/>
     <w:rPr>
       <w:rFonts w:ascii="OpenSymbol" w:hAnsi="OpenSymbol" w:eastAsia="OpenSymbol" w:cs="OpenSymbol"/>
@@ -2834,15 +3166,15 @@
       <w:bCs/>
     </w:rPr>
   </w:style>
-  <w:style w:type="character" w:styleId="user1" w:customStyle="1">
-    <w:name w:val="Маркеры (user)"/>
+  <w:style w:type="character" w:styleId="Style15" w:customStyle="1">
+    <w:name w:val="Маркеры"/>
     <w:qFormat/>
     <w:rPr>
       <w:rFonts w:ascii="OpenSymbol" w:hAnsi="OpenSymbol" w:eastAsia="OpenSymbol" w:cs="OpenSymbol"/>
     </w:rPr>
   </w:style>
-  <w:style w:type="character" w:styleId="Style15" w:customStyle="1">
-    <w:name w:val="Символ нумерации"/>
+  <w:style w:type="character" w:styleId="user1" w:customStyle="1">
+    <w:name w:val="Символ нумерации (user)"/>
     <w:qFormat/>
     <w:rPr/>
   </w:style>
@@ -2860,7 +3192,7 @@
       <w:u w:val="single"/>
     </w:rPr>
   </w:style>
-  <w:style w:type="paragraph" w:styleId="Style16" w:customStyle="1">
+  <w:style w:type="paragraph" w:styleId="Style16">
     <w:name w:val="Заголовок"/>
     <w:basedOn w:val="Normal"/>
     <w:next w:val="BodyText"/>
@@ -2915,7 +3247,7 @@
       <w:iCs/>
     </w:rPr>
   </w:style>
-  <w:style w:type="paragraph" w:styleId="Style17" w:customStyle="1">
+  <w:style w:type="paragraph" w:styleId="Style17">
     <w:name w:val="Указатель"/>
     <w:basedOn w:val="Normal"/>
     <w:qFormat/>
@@ -2941,7 +3273,7 @@
       <w:szCs w:val="28"/>
     </w:rPr>
   </w:style>
-  <w:style w:type="paragraph" w:styleId="user2">
+  <w:style w:type="paragraph" w:styleId="user2" w:customStyle="1">
     <w:name w:val="Заголовок (user)"/>
     <w:basedOn w:val="Normal"/>
     <w:next w:val="BodyText"/>
@@ -2956,7 +3288,7 @@
       <w:szCs w:val="28"/>
     </w:rPr>
   </w:style>
-  <w:style w:type="paragraph" w:styleId="user3">
+  <w:style w:type="paragraph" w:styleId="user3" w:customStyle="1">
     <w:name w:val="Указатель (user)"/>
     <w:basedOn w:val="Normal"/>
     <w:qFormat/>
@@ -2986,7 +3318,7 @@
     <w:rsid w:val="00a272ee"/>
     <w:pPr>
       <w:spacing w:before="0" w:after="0"/>
-      <w:ind w:start="720"/>
+      <w:ind w:left="720"/>
       <w:contextualSpacing/>
     </w:pPr>
     <w:rPr>
@@ -3029,8 +3361,8 @@
       <w:szCs w:val="14"/>
     </w:rPr>
   </w:style>
-  <w:style w:type="paragraph" w:styleId="user4" w:customStyle="1">
-    <w:name w:val="Рисунок (user)"/>
+  <w:style w:type="paragraph" w:styleId="Style18" w:customStyle="1">
+    <w:name w:val="Рисунок"/>
     <w:basedOn w:val="Caption"/>
     <w:qFormat/>
     <w:pPr>
@@ -3044,29 +3376,29 @@
       <w:sz w:val="28"/>
     </w:rPr>
   </w:style>
-  <w:style w:type="paragraph" w:styleId="Style18" w:customStyle="1">
+  <w:style w:type="paragraph" w:styleId="user4" w:customStyle="1">
+    <w:name w:val="Содержимое врезки (user)"/>
+    <w:basedOn w:val="Normal"/>
+    <w:qFormat/>
+    <w:pPr/>
+    <w:rPr/>
+  </w:style>
+  <w:style w:type="paragraph" w:styleId="user5" w:customStyle="1">
+    <w:name w:val="Рисунок (user)"/>
+    <w:basedOn w:val="Caption"/>
+    <w:qFormat/>
+    <w:pPr/>
+    <w:rPr/>
+  </w:style>
+  <w:style w:type="paragraph" w:styleId="Style19" w:customStyle="1">
     <w:name w:val="Содержимое врезки"/>
     <w:basedOn w:val="Normal"/>
     <w:qFormat/>
     <w:pPr/>
     <w:rPr/>
   </w:style>
-  <w:style w:type="paragraph" w:styleId="Style19" w:customStyle="1">
-    <w:name w:val="Рисунок"/>
-    <w:basedOn w:val="Caption"/>
-    <w:qFormat/>
-    <w:pPr/>
-    <w:rPr/>
-  </w:style>
-  <w:style w:type="paragraph" w:styleId="user5" w:customStyle="1">
-    <w:name w:val="Содержимое врезки (user)"/>
-    <w:basedOn w:val="Normal"/>
-    <w:qFormat/>
-    <w:pPr/>
-    <w:rPr/>
-  </w:style>
-  <w:style w:type="paragraph" w:styleId="user6" w:customStyle="1">
-    <w:name w:val="Таблица (user)"/>
+  <w:style w:type="paragraph" w:styleId="Style20" w:customStyle="1">
+    <w:name w:val="Таблица"/>
     <w:basedOn w:val="Caption"/>
     <w:qFormat/>
     <w:pPr/>
@@ -3074,8 +3406,8 @@
       <w:rFonts w:ascii="Times New Roman" w:hAnsi="Times New Roman"/>
     </w:rPr>
   </w:style>
-  <w:style w:type="paragraph" w:styleId="user7" w:customStyle="1">
-    <w:name w:val="Содержимое таблицы (user)"/>
+  <w:style w:type="paragraph" w:styleId="Style21" w:customStyle="1">
+    <w:name w:val="Содержимое таблицы"/>
     <w:basedOn w:val="Normal"/>
     <w:qFormat/>
     <w:pPr>
@@ -3085,9 +3417,9 @@
       <w:rFonts w:ascii="Times New Roman" w:hAnsi="Times New Roman"/>
     </w:rPr>
   </w:style>
-  <w:style w:type="paragraph" w:styleId="user8" w:customStyle="1">
-    <w:name w:val="Заголовок таблицы (user)"/>
-    <w:basedOn w:val="user7"/>
+  <w:style w:type="paragraph" w:styleId="Style22" w:customStyle="1">
+    <w:name w:val="Заголовок таблицы"/>
+    <w:basedOn w:val="Style21"/>
     <w:qFormat/>
     <w:pPr>
       <w:jc w:val="center"/>
@@ -3097,8 +3429,8 @@
       <w:bCs/>
     </w:rPr>
   </w:style>
-  <w:style w:type="paragraph" w:styleId="Style20" w:customStyle="1">
-    <w:name w:val="Содержимое таблицы"/>
+  <w:style w:type="paragraph" w:styleId="user6" w:customStyle="1">
+    <w:name w:val="Содержимое таблицы (user)"/>
     <w:basedOn w:val="Normal"/>
     <w:qFormat/>
     <w:pPr>
@@ -3108,9 +3440,9 @@
       <w:rFonts w:ascii="Times New Roman" w:hAnsi="Times New Roman"/>
     </w:rPr>
   </w:style>
-  <w:style w:type="paragraph" w:styleId="Style21" w:customStyle="1">
-    <w:name w:val="Заголовок таблицы"/>
-    <w:basedOn w:val="Style20"/>
+  <w:style w:type="paragraph" w:styleId="user7" w:customStyle="1">
+    <w:name w:val="Заголовок таблицы (user)"/>
+    <w:basedOn w:val="user6"/>
     <w:qFormat/>
     <w:pPr>
       <w:jc w:val="center"/>
@@ -3120,8 +3452,8 @@
       <w:bCs/>
     </w:rPr>
   </w:style>
-  <w:style w:type="paragraph" w:styleId="Style22" w:customStyle="1">
-    <w:name w:val="Таблица"/>
+  <w:style w:type="paragraph" w:styleId="user8" w:customStyle="1">
+    <w:name w:val="Таблица (user)"/>
     <w:basedOn w:val="Caption"/>
     <w:qFormat/>
     <w:pPr>
@@ -3149,7 +3481,7 @@
   <w:style w:type="paragraph" w:styleId="Style23" w:customStyle="1">
     <w:name w:val="Фотография"/>
     <w:basedOn w:val="Normal"/>
-    <w:next w:val="Style29"/>
+    <w:next w:val="Style28"/>
     <w:qFormat/>
     <w:pPr>
       <w:keepNext w:val="true"/>
@@ -3198,7 +3530,7 @@
   </w:style>
   <w:style w:type="paragraph" w:styleId="Style27" w:customStyle="1">
     <w:name w:val="Текст листинга"/>
-    <w:basedOn w:val="user7"/>
+    <w:basedOn w:val="Style21"/>
     <w:qFormat/>
     <w:pPr/>
     <w:rPr>
@@ -3206,14 +3538,14 @@
       <w:sz w:val="20"/>
     </w:rPr>
   </w:style>
-  <w:style w:type="paragraph" w:styleId="Style28" w:customStyle="1">
-    <w:name w:val="Фигура"/>
+  <w:style w:type="paragraph" w:styleId="user9" w:customStyle="1">
+    <w:name w:val="Фигура (user)"/>
     <w:basedOn w:val="Caption"/>
     <w:qFormat/>
     <w:pPr/>
     <w:rPr/>
   </w:style>
-  <w:style w:type="paragraph" w:styleId="Style29" w:customStyle="1">
+  <w:style w:type="paragraph" w:styleId="Style28" w:customStyle="1">
     <w:name w:val="Название фотографии"/>
     <w:basedOn w:val="Style23"/>
     <w:next w:val="BodyText"/>
@@ -3223,15 +3555,15 @@
     </w:pPr>
     <w:rPr/>
   </w:style>
-  <w:style w:type="numbering" w:styleId="Style30" w:customStyle="1">
-    <w:name w:val="Без списка"/>
+  <w:style w:type="numbering" w:styleId="user10" w:customStyle="1">
+    <w:name w:val="Без списка (user)"/>
     <w:uiPriority w:val="99"/>
     <w:semiHidden/>
     <w:unhideWhenUsed/>
     <w:qFormat/>
   </w:style>
-  <w:style w:type="numbering" w:styleId="user9" w:customStyle="1">
-    <w:name w:val="Без списка (user)"/>
+  <w:style w:type="numbering" w:styleId="Style29" w:customStyle="1">
+    <w:name w:val="Без списка"/>
     <w:uiPriority w:val="99"/>
     <w:semiHidden/>
     <w:unhideWhenUsed/>

--- a/6 семестр/Автоматизированные системы управление элементами промышленных и административных объектов/Практическая работа №4/Отчет ВраженкоДО.docx
+++ b/6 семестр/Автоматизированные системы управление элементами промышленных и административных объектов/Практическая работа №4/Отчет ВраженкоДО.docx
@@ -475,17 +475,17 @@
         <w:tblLook w:firstRow="1" w:noVBand="1" w:lastRow="0" w:firstColumn="1" w:lastColumn="0" w:noHBand="0" w:val="04a0"/>
       </w:tblPr>
       <w:tblGrid>
-        <w:gridCol w:w="2546"/>
-        <w:gridCol w:w="4822"/>
+        <w:gridCol w:w="2545"/>
+        <w:gridCol w:w="4823"/>
         <w:gridCol w:w="1107"/>
-        <w:gridCol w:w="556"/>
-        <w:gridCol w:w="1107"/>
+        <w:gridCol w:w="555"/>
+        <w:gridCol w:w="1108"/>
       </w:tblGrid>
       <w:tr>
         <w:trPr/>
         <w:tc>
           <w:tcPr>
-            <w:tcW w:w="2546" w:type="dxa"/>
+            <w:tcW w:w="2545" w:type="dxa"/>
             <w:tcBorders>
               <w:top w:val="nil"/>
               <w:left w:val="nil"/>
@@ -532,7 +532,7 @@
         </w:tc>
         <w:tc>
           <w:tcPr>
-            <w:tcW w:w="4822" w:type="dxa"/>
+            <w:tcW w:w="4823" w:type="dxa"/>
             <w:tcBorders>
               <w:top w:val="nil"/>
               <w:left w:val="nil"/>
@@ -564,7 +564,7 @@
         </w:tc>
         <w:tc>
           <w:tcPr>
-            <w:tcW w:w="1663" w:type="dxa"/>
+            <w:tcW w:w="1662" w:type="dxa"/>
             <w:gridSpan w:val="2"/>
             <w:tcBorders>
               <w:top w:val="nil"/>
@@ -633,7 +633,7 @@
         </w:tc>
         <w:tc>
           <w:tcPr>
-            <w:tcW w:w="1107" w:type="dxa"/>
+            <w:tcW w:w="1108" w:type="dxa"/>
             <w:tcBorders>
               <w:top w:val="nil"/>
               <w:left w:val="nil"/>
@@ -665,7 +665,7 @@
         <w:trPr/>
         <w:tc>
           <w:tcPr>
-            <w:tcW w:w="2546" w:type="dxa"/>
+            <w:tcW w:w="2545" w:type="dxa"/>
             <w:tcBorders>
               <w:top w:val="nil"/>
               <w:left w:val="nil"/>
@@ -712,7 +712,7 @@
         </w:tc>
         <w:tc>
           <w:tcPr>
-            <w:tcW w:w="4822" w:type="dxa"/>
+            <w:tcW w:w="4823" w:type="dxa"/>
             <w:tcBorders>
               <w:top w:val="nil"/>
               <w:left w:val="nil"/>
@@ -761,7 +761,7 @@
         </w:tc>
         <w:tc>
           <w:tcPr>
-            <w:tcW w:w="1663" w:type="dxa"/>
+            <w:tcW w:w="1662" w:type="dxa"/>
             <w:gridSpan w:val="2"/>
             <w:tcBorders>
               <w:top w:val="nil"/>
@@ -850,7 +850,7 @@
         </w:tc>
         <w:tc>
           <w:tcPr>
-            <w:tcW w:w="1107" w:type="dxa"/>
+            <w:tcW w:w="1108" w:type="dxa"/>
             <w:tcBorders>
               <w:top w:val="nil"/>
               <w:left w:val="nil"/>
@@ -882,7 +882,7 @@
         <w:trPr/>
         <w:tc>
           <w:tcPr>
-            <w:tcW w:w="2546" w:type="dxa"/>
+            <w:tcW w:w="2545" w:type="dxa"/>
             <w:tcBorders>
               <w:top w:val="nil"/>
               <w:left w:val="nil"/>
@@ -929,7 +929,7 @@
         </w:tc>
         <w:tc>
           <w:tcPr>
-            <w:tcW w:w="5929" w:type="dxa"/>
+            <w:tcW w:w="5930" w:type="dxa"/>
             <w:gridSpan w:val="2"/>
             <w:tcBorders>
               <w:top w:val="nil"/>
@@ -1186,9 +1186,9 @@
         <w:rPr/>
         <w:drawing>
           <wp:inline distT="0" distB="0" distL="0" distR="0">
-            <wp:extent cx="5940425" cy="3392170"/>
+            <wp:extent cx="5940425" cy="3585845"/>
             <wp:effectExtent l="0" t="0" r="0" b="0"/>
-            <wp:docPr id="3" name="Изображение3"/>
+            <wp:docPr id="3" name="Изображение1"/>
             <wp:cNvGraphicFramePr>
               <a:graphicFrameLocks xmlns:a="http://schemas.openxmlformats.org/drawingml/2006/main" noChangeAspect="1"/>
             </wp:cNvGraphicFramePr>
@@ -1196,7 +1196,7 @@
               <a:graphicData uri="http://schemas.openxmlformats.org/drawingml/2006/picture">
                 <pic:pic xmlns:pic="http://schemas.openxmlformats.org/drawingml/2006/picture">
                   <pic:nvPicPr>
-                    <pic:cNvPr id="3" name="Изображение3"/>
+                    <pic:cNvPr id="3" name="Изображение1"/>
                     <pic:cNvPicPr>
                       <a:picLocks noChangeAspect="1" noChangeArrowheads="1"/>
                     </pic:cNvPicPr>
@@ -1210,7 +1210,7 @@
                   <pic:spPr bwMode="auto">
                     <a:xfrm>
                       <a:off x="0" y="0"/>
-                      <a:ext cx="5940425" cy="3392170"/>
+                      <a:ext cx="5940425" cy="3585845"/>
                     </a:xfrm>
                     <a:prstGeom prst="rect">
                       <a:avLst/>
@@ -1226,7 +1226,7 @@
     </w:p>
     <w:p>
       <w:pPr>
-        <w:pStyle w:val="Style18"/>
+        <w:pStyle w:val="user4"/>
         <w:ind w:hanging="0" w:left="0"/>
         <w:jc w:val="center"/>
         <w:rPr/>
@@ -1271,7 +1271,7 @@
         <w:rPr/>
         <w:drawing>
           <wp:inline distT="0" distB="0" distL="0" distR="0">
-            <wp:extent cx="3893820" cy="3116580"/>
+            <wp:extent cx="3901440" cy="3368040"/>
             <wp:effectExtent l="0" t="0" r="0" b="0"/>
             <wp:docPr id="4" name="Изображение2"/>
             <wp:cNvGraphicFramePr>
@@ -1295,7 +1295,7 @@
                   <pic:spPr bwMode="auto">
                     <a:xfrm>
                       <a:off x="0" y="0"/>
-                      <a:ext cx="3893820" cy="3116580"/>
+                      <a:ext cx="3901440" cy="3368040"/>
                     </a:xfrm>
                     <a:prstGeom prst="rect">
                       <a:avLst/>
@@ -1311,7 +1311,7 @@
     </w:p>
     <w:p>
       <w:pPr>
-        <w:pStyle w:val="Style18"/>
+        <w:pStyle w:val="user4"/>
         <w:ind w:hanging="0" w:left="0"/>
         <w:jc w:val="center"/>
         <w:rPr/>
@@ -1356,9 +1356,9 @@
         <w:rPr/>
         <w:drawing>
           <wp:inline distT="0" distB="0" distL="0" distR="0">
-            <wp:extent cx="4282440" cy="2674620"/>
+            <wp:extent cx="4389120" cy="2758440"/>
             <wp:effectExtent l="0" t="0" r="0" b="0"/>
-            <wp:docPr id="5" name="Изображение1"/>
+            <wp:docPr id="5" name="Изображение3"/>
             <wp:cNvGraphicFramePr>
               <a:graphicFrameLocks xmlns:a="http://schemas.openxmlformats.org/drawingml/2006/main" noChangeAspect="1"/>
             </wp:cNvGraphicFramePr>
@@ -1366,7 +1366,7 @@
               <a:graphicData uri="http://schemas.openxmlformats.org/drawingml/2006/picture">
                 <pic:pic xmlns:pic="http://schemas.openxmlformats.org/drawingml/2006/picture">
                   <pic:nvPicPr>
-                    <pic:cNvPr id="5" name="Изображение1"/>
+                    <pic:cNvPr id="5" name="Изображение3"/>
                     <pic:cNvPicPr>
                       <a:picLocks noChangeAspect="1" noChangeArrowheads="1"/>
                     </pic:cNvPicPr>
@@ -1380,7 +1380,7 @@
                   <pic:spPr bwMode="auto">
                     <a:xfrm>
                       <a:off x="0" y="0"/>
-                      <a:ext cx="4282440" cy="2674620"/>
+                      <a:ext cx="4389120" cy="2758440"/>
                     </a:xfrm>
                     <a:prstGeom prst="rect">
                       <a:avLst/>
@@ -1396,7 +1396,7 @@
     </w:p>
     <w:p>
       <w:pPr>
-        <w:pStyle w:val="Style18"/>
+        <w:pStyle w:val="user4"/>
         <w:ind w:hanging="0" w:left="0"/>
         <w:jc w:val="center"/>
         <w:rPr/>
@@ -1509,7 +1509,7 @@
     </w:p>
     <w:p>
       <w:pPr>
-        <w:pStyle w:val="Style18"/>
+        <w:pStyle w:val="user4"/>
         <w:ind w:hanging="0" w:left="0"/>
         <w:jc w:val="center"/>
         <w:rPr/>
@@ -1587,7 +1587,7 @@
         <w:widowControl w:val="false"/>
         <w:numPr>
           <w:ilvl w:val="0"/>
-          <w:numId w:val="8"/>
+          <w:numId w:val="5"/>
         </w:numPr>
         <w:suppressAutoHyphens w:val="true"/>
         <w:bidi w:val="0"/>
@@ -2122,375 +2122,6 @@
   <w:abstractNum w:abstractNumId="4">
     <w:lvl w:ilvl="0">
       <w:start w:val="1"/>
-      <w:numFmt w:val="decimal"/>
-      <w:suff w:val="space"/>
-      <w:lvlText w:val="%1."/>
-      <w:lvlJc w:val="left"/>
-      <w:pPr>
-        <w:tabs>
-          <w:tab w:val="num" w:pos="0"/>
-        </w:tabs>
-        <w:ind w:left="709" w:hanging="0"/>
-      </w:pPr>
-      <w:rPr/>
-    </w:lvl>
-    <w:lvl w:ilvl="1">
-      <w:start w:val="1"/>
-      <w:numFmt w:val="bullet"/>
-      <w:suff w:val="space"/>
-      <w:lvlText w:val="-"/>
-      <w:lvlJc w:val="left"/>
-      <w:pPr>
-        <w:tabs>
-          <w:tab w:val="num" w:pos="0"/>
-        </w:tabs>
-        <w:ind w:left="1134" w:hanging="0"/>
-      </w:pPr>
-      <w:rPr>
-        <w:rFonts w:ascii="OpenSymbol" w:hAnsi="OpenSymbol" w:cs="OpenSymbol" w:hint="default"/>
-      </w:rPr>
-    </w:lvl>
-    <w:lvl w:ilvl="2">
-      <w:start w:val="1"/>
-      <w:numFmt w:val="decimal"/>
-      <w:lvlText w:val="%3."/>
-      <w:lvlJc w:val="left"/>
-      <w:pPr>
-        <w:tabs>
-          <w:tab w:val="num" w:pos="1440"/>
-        </w:tabs>
-        <w:ind w:left="1440" w:hanging="360"/>
-      </w:pPr>
-      <w:rPr/>
-    </w:lvl>
-    <w:lvl w:ilvl="3">
-      <w:start w:val="1"/>
-      <w:numFmt w:val="decimal"/>
-      <w:lvlText w:val="%4."/>
-      <w:lvlJc w:val="left"/>
-      <w:pPr>
-        <w:tabs>
-          <w:tab w:val="num" w:pos="1800"/>
-        </w:tabs>
-        <w:ind w:left="1800" w:hanging="360"/>
-      </w:pPr>
-      <w:rPr/>
-    </w:lvl>
-    <w:lvl w:ilvl="4">
-      <w:start w:val="1"/>
-      <w:numFmt w:val="decimal"/>
-      <w:lvlText w:val="%5."/>
-      <w:lvlJc w:val="left"/>
-      <w:pPr>
-        <w:tabs>
-          <w:tab w:val="num" w:pos="2160"/>
-        </w:tabs>
-        <w:ind w:left="2160" w:hanging="360"/>
-      </w:pPr>
-      <w:rPr/>
-    </w:lvl>
-    <w:lvl w:ilvl="5">
-      <w:start w:val="1"/>
-      <w:numFmt w:val="decimal"/>
-      <w:lvlText w:val="%6."/>
-      <w:lvlJc w:val="left"/>
-      <w:pPr>
-        <w:tabs>
-          <w:tab w:val="num" w:pos="2520"/>
-        </w:tabs>
-        <w:ind w:left="2520" w:hanging="360"/>
-      </w:pPr>
-      <w:rPr/>
-    </w:lvl>
-    <w:lvl w:ilvl="6">
-      <w:start w:val="1"/>
-      <w:numFmt w:val="decimal"/>
-      <w:lvlText w:val="%7."/>
-      <w:lvlJc w:val="left"/>
-      <w:pPr>
-        <w:tabs>
-          <w:tab w:val="num" w:pos="2880"/>
-        </w:tabs>
-        <w:ind w:left="2880" w:hanging="360"/>
-      </w:pPr>
-      <w:rPr/>
-    </w:lvl>
-    <w:lvl w:ilvl="7">
-      <w:start w:val="1"/>
-      <w:numFmt w:val="decimal"/>
-      <w:lvlText w:val="%8."/>
-      <w:lvlJc w:val="left"/>
-      <w:pPr>
-        <w:tabs>
-          <w:tab w:val="num" w:pos="3240"/>
-        </w:tabs>
-        <w:ind w:left="3240" w:hanging="360"/>
-      </w:pPr>
-      <w:rPr/>
-    </w:lvl>
-    <w:lvl w:ilvl="8">
-      <w:start w:val="1"/>
-      <w:numFmt w:val="decimal"/>
-      <w:lvlText w:val="%9."/>
-      <w:lvlJc w:val="left"/>
-      <w:pPr>
-        <w:tabs>
-          <w:tab w:val="num" w:pos="3600"/>
-        </w:tabs>
-        <w:ind w:left="3600" w:hanging="360"/>
-      </w:pPr>
-      <w:rPr/>
-    </w:lvl>
-  </w:abstractNum>
-  <w:abstractNum w:abstractNumId="5">
-    <w:lvl w:ilvl="0">
-      <w:start w:val="1"/>
-      <w:numFmt w:val="decimal"/>
-      <w:suff w:val="space"/>
-      <w:lvlText w:val="%1."/>
-      <w:lvlJc w:val="left"/>
-      <w:pPr>
-        <w:tabs>
-          <w:tab w:val="num" w:pos="0"/>
-        </w:tabs>
-        <w:ind w:left="709" w:hanging="0"/>
-      </w:pPr>
-      <w:rPr/>
-    </w:lvl>
-    <w:lvl w:ilvl="1">
-      <w:start w:val="1"/>
-      <w:numFmt w:val="bullet"/>
-      <w:suff w:val="space"/>
-      <w:lvlText w:val="-"/>
-      <w:lvlJc w:val="left"/>
-      <w:pPr>
-        <w:tabs>
-          <w:tab w:val="num" w:pos="0"/>
-        </w:tabs>
-        <w:ind w:left="1134" w:hanging="0"/>
-      </w:pPr>
-      <w:rPr>
-        <w:rFonts w:ascii="OpenSymbol" w:hAnsi="OpenSymbol" w:cs="OpenSymbol" w:hint="default"/>
-      </w:rPr>
-    </w:lvl>
-    <w:lvl w:ilvl="2">
-      <w:start w:val="1"/>
-      <w:numFmt w:val="decimal"/>
-      <w:lvlText w:val="%3."/>
-      <w:lvlJc w:val="left"/>
-      <w:pPr>
-        <w:tabs>
-          <w:tab w:val="num" w:pos="1440"/>
-        </w:tabs>
-        <w:ind w:left="1440" w:hanging="360"/>
-      </w:pPr>
-      <w:rPr/>
-    </w:lvl>
-    <w:lvl w:ilvl="3">
-      <w:start w:val="1"/>
-      <w:numFmt w:val="decimal"/>
-      <w:lvlText w:val="%4."/>
-      <w:lvlJc w:val="left"/>
-      <w:pPr>
-        <w:tabs>
-          <w:tab w:val="num" w:pos="1800"/>
-        </w:tabs>
-        <w:ind w:left="1800" w:hanging="360"/>
-      </w:pPr>
-      <w:rPr/>
-    </w:lvl>
-    <w:lvl w:ilvl="4">
-      <w:start w:val="1"/>
-      <w:numFmt w:val="decimal"/>
-      <w:lvlText w:val="%5."/>
-      <w:lvlJc w:val="left"/>
-      <w:pPr>
-        <w:tabs>
-          <w:tab w:val="num" w:pos="2160"/>
-        </w:tabs>
-        <w:ind w:left="2160" w:hanging="360"/>
-      </w:pPr>
-      <w:rPr/>
-    </w:lvl>
-    <w:lvl w:ilvl="5">
-      <w:start w:val="1"/>
-      <w:numFmt w:val="decimal"/>
-      <w:lvlText w:val="%6."/>
-      <w:lvlJc w:val="left"/>
-      <w:pPr>
-        <w:tabs>
-          <w:tab w:val="num" w:pos="2520"/>
-        </w:tabs>
-        <w:ind w:left="2520" w:hanging="360"/>
-      </w:pPr>
-      <w:rPr/>
-    </w:lvl>
-    <w:lvl w:ilvl="6">
-      <w:start w:val="1"/>
-      <w:numFmt w:val="decimal"/>
-      <w:lvlText w:val="%7."/>
-      <w:lvlJc w:val="left"/>
-      <w:pPr>
-        <w:tabs>
-          <w:tab w:val="num" w:pos="2880"/>
-        </w:tabs>
-        <w:ind w:left="2880" w:hanging="360"/>
-      </w:pPr>
-      <w:rPr/>
-    </w:lvl>
-    <w:lvl w:ilvl="7">
-      <w:start w:val="1"/>
-      <w:numFmt w:val="decimal"/>
-      <w:lvlText w:val="%8."/>
-      <w:lvlJc w:val="left"/>
-      <w:pPr>
-        <w:tabs>
-          <w:tab w:val="num" w:pos="3240"/>
-        </w:tabs>
-        <w:ind w:left="3240" w:hanging="360"/>
-      </w:pPr>
-      <w:rPr/>
-    </w:lvl>
-    <w:lvl w:ilvl="8">
-      <w:start w:val="1"/>
-      <w:numFmt w:val="decimal"/>
-      <w:lvlText w:val="%9."/>
-      <w:lvlJc w:val="left"/>
-      <w:pPr>
-        <w:tabs>
-          <w:tab w:val="num" w:pos="3600"/>
-        </w:tabs>
-        <w:ind w:left="3600" w:hanging="360"/>
-      </w:pPr>
-      <w:rPr/>
-    </w:lvl>
-  </w:abstractNum>
-  <w:abstractNum w:abstractNumId="6">
-    <w:lvl w:ilvl="0">
-      <w:start w:val="1"/>
-      <w:numFmt w:val="decimal"/>
-      <w:suff w:val="space"/>
-      <w:lvlText w:val="%1."/>
-      <w:lvlJc w:val="left"/>
-      <w:pPr>
-        <w:tabs>
-          <w:tab w:val="num" w:pos="0"/>
-        </w:tabs>
-        <w:ind w:left="709" w:hanging="0"/>
-      </w:pPr>
-      <w:rPr/>
-    </w:lvl>
-    <w:lvl w:ilvl="1">
-      <w:start w:val="1"/>
-      <w:numFmt w:val="bullet"/>
-      <w:suff w:val="space"/>
-      <w:lvlText w:val="-"/>
-      <w:lvlJc w:val="left"/>
-      <w:pPr>
-        <w:tabs>
-          <w:tab w:val="num" w:pos="0"/>
-        </w:tabs>
-        <w:ind w:left="1134" w:hanging="0"/>
-      </w:pPr>
-      <w:rPr>
-        <w:rFonts w:ascii="OpenSymbol" w:hAnsi="OpenSymbol" w:cs="OpenSymbol" w:hint="default"/>
-      </w:rPr>
-    </w:lvl>
-    <w:lvl w:ilvl="2">
-      <w:start w:val="1"/>
-      <w:numFmt w:val="decimal"/>
-      <w:lvlText w:val="%3."/>
-      <w:lvlJc w:val="left"/>
-      <w:pPr>
-        <w:tabs>
-          <w:tab w:val="num" w:pos="1440"/>
-        </w:tabs>
-        <w:ind w:left="1440" w:hanging="360"/>
-      </w:pPr>
-      <w:rPr/>
-    </w:lvl>
-    <w:lvl w:ilvl="3">
-      <w:start w:val="1"/>
-      <w:numFmt w:val="decimal"/>
-      <w:lvlText w:val="%4."/>
-      <w:lvlJc w:val="left"/>
-      <w:pPr>
-        <w:tabs>
-          <w:tab w:val="num" w:pos="1800"/>
-        </w:tabs>
-        <w:ind w:left="1800" w:hanging="360"/>
-      </w:pPr>
-      <w:rPr/>
-    </w:lvl>
-    <w:lvl w:ilvl="4">
-      <w:start w:val="1"/>
-      <w:numFmt w:val="decimal"/>
-      <w:lvlText w:val="%5."/>
-      <w:lvlJc w:val="left"/>
-      <w:pPr>
-        <w:tabs>
-          <w:tab w:val="num" w:pos="2160"/>
-        </w:tabs>
-        <w:ind w:left="2160" w:hanging="360"/>
-      </w:pPr>
-      <w:rPr/>
-    </w:lvl>
-    <w:lvl w:ilvl="5">
-      <w:start w:val="1"/>
-      <w:numFmt w:val="decimal"/>
-      <w:lvlText w:val="%6."/>
-      <w:lvlJc w:val="left"/>
-      <w:pPr>
-        <w:tabs>
-          <w:tab w:val="num" w:pos="2520"/>
-        </w:tabs>
-        <w:ind w:left="2520" w:hanging="360"/>
-      </w:pPr>
-      <w:rPr/>
-    </w:lvl>
-    <w:lvl w:ilvl="6">
-      <w:start w:val="1"/>
-      <w:numFmt w:val="decimal"/>
-      <w:lvlText w:val="%7."/>
-      <w:lvlJc w:val="left"/>
-      <w:pPr>
-        <w:tabs>
-          <w:tab w:val="num" w:pos="2880"/>
-        </w:tabs>
-        <w:ind w:left="2880" w:hanging="360"/>
-      </w:pPr>
-      <w:rPr/>
-    </w:lvl>
-    <w:lvl w:ilvl="7">
-      <w:start w:val="1"/>
-      <w:numFmt w:val="decimal"/>
-      <w:lvlText w:val="%8."/>
-      <w:lvlJc w:val="left"/>
-      <w:pPr>
-        <w:tabs>
-          <w:tab w:val="num" w:pos="3240"/>
-        </w:tabs>
-        <w:ind w:left="3240" w:hanging="360"/>
-      </w:pPr>
-      <w:rPr/>
-    </w:lvl>
-    <w:lvl w:ilvl="8">
-      <w:start w:val="1"/>
-      <w:numFmt w:val="decimal"/>
-      <w:lvlText w:val="%9."/>
-      <w:lvlJc w:val="left"/>
-      <w:pPr>
-        <w:tabs>
-          <w:tab w:val="num" w:pos="3600"/>
-        </w:tabs>
-        <w:ind w:left="3600" w:hanging="360"/>
-      </w:pPr>
-      <w:rPr/>
-    </w:lvl>
-  </w:abstractNum>
-  <w:abstractNum w:abstractNumId="7">
-    <w:lvl w:ilvl="0">
-      <w:start w:val="1"/>
       <w:numFmt w:val="none"/>
       <w:suff w:val="nothing"/>
       <w:lvlText w:val=""/>
@@ -2620,15 +2251,6 @@
     <w:abstractNumId w:val="4"/>
   </w:num>
   <w:num w:numId="5">
-    <w:abstractNumId w:val="5"/>
-  </w:num>
-  <w:num w:numId="6">
-    <w:abstractNumId w:val="6"/>
-  </w:num>
-  <w:num w:numId="7">
-    <w:abstractNumId w:val="7"/>
-  </w:num>
-  <w:num w:numId="8">
     <w:abstractNumId w:val="3"/>
     <w:lvlOverride w:ilvl="0">
       <w:startOverride w:val="1"/>
@@ -3146,13 +2768,13 @@
       <w:lang w:eastAsia="zh-CN" w:bidi="hi-IN"/>
     </w:rPr>
   </w:style>
+  <w:style w:type="character" w:styleId="user" w:customStyle="1">
+    <w:name w:val="Символ нумерации (user)"/>
+    <w:qFormat/>
+    <w:rPr/>
+  </w:style>
   <w:style w:type="character" w:styleId="Style14" w:customStyle="1">
-    <w:name w:val="Символ нумерации"/>
-    <w:qFormat/>
-    <w:rPr/>
-  </w:style>
-  <w:style w:type="character" w:styleId="user" w:customStyle="1">
-    <w:name w:val="Маркеры (user)"/>
+    <w:name w:val="Маркеры"/>
     <w:qFormat/>
     <w:rPr>
       <w:rFonts w:ascii="OpenSymbol" w:hAnsi="OpenSymbol" w:eastAsia="OpenSymbol" w:cs="OpenSymbol"/>
@@ -3166,15 +2788,15 @@
       <w:bCs/>
     </w:rPr>
   </w:style>
+  <w:style w:type="character" w:styleId="user1" w:customStyle="1">
+    <w:name w:val="Маркеры (user)"/>
+    <w:qFormat/>
+    <w:rPr>
+      <w:rFonts w:ascii="OpenSymbol" w:hAnsi="OpenSymbol" w:eastAsia="OpenSymbol" w:cs="OpenSymbol"/>
+    </w:rPr>
+  </w:style>
   <w:style w:type="character" w:styleId="Style15" w:customStyle="1">
-    <w:name w:val="Маркеры"/>
-    <w:qFormat/>
-    <w:rPr>
-      <w:rFonts w:ascii="OpenSymbol" w:hAnsi="OpenSymbol" w:eastAsia="OpenSymbol" w:cs="OpenSymbol"/>
-    </w:rPr>
-  </w:style>
-  <w:style w:type="character" w:styleId="user1" w:customStyle="1">
-    <w:name w:val="Символ нумерации (user)"/>
+    <w:name w:val="Символ нумерации"/>
     <w:qFormat/>
     <w:rPr/>
   </w:style>
@@ -3192,7 +2814,7 @@
       <w:u w:val="single"/>
     </w:rPr>
   </w:style>
-  <w:style w:type="paragraph" w:styleId="Style16">
+  <w:style w:type="paragraph" w:styleId="Style16" w:customStyle="1">
     <w:name w:val="Заголовок"/>
     <w:basedOn w:val="Normal"/>
     <w:next w:val="BodyText"/>
@@ -3247,7 +2869,7 @@
       <w:iCs/>
     </w:rPr>
   </w:style>
-  <w:style w:type="paragraph" w:styleId="Style17">
+  <w:style w:type="paragraph" w:styleId="Style17" w:customStyle="1">
     <w:name w:val="Указатель"/>
     <w:basedOn w:val="Normal"/>
     <w:qFormat/>
@@ -3273,7 +2895,7 @@
       <w:szCs w:val="28"/>
     </w:rPr>
   </w:style>
-  <w:style w:type="paragraph" w:styleId="user2" w:customStyle="1">
+  <w:style w:type="paragraph" w:styleId="user2">
     <w:name w:val="Заголовок (user)"/>
     <w:basedOn w:val="Normal"/>
     <w:next w:val="BodyText"/>
@@ -3288,7 +2910,7 @@
       <w:szCs w:val="28"/>
     </w:rPr>
   </w:style>
-  <w:style w:type="paragraph" w:styleId="user3" w:customStyle="1">
+  <w:style w:type="paragraph" w:styleId="user3">
     <w:name w:val="Указатель (user)"/>
     <w:basedOn w:val="Normal"/>
     <w:qFormat/>
@@ -3361,8 +2983,8 @@
       <w:szCs w:val="14"/>
     </w:rPr>
   </w:style>
-  <w:style w:type="paragraph" w:styleId="Style18" w:customStyle="1">
-    <w:name w:val="Рисунок"/>
+  <w:style w:type="paragraph" w:styleId="user4" w:customStyle="1">
+    <w:name w:val="Рисунок (user)"/>
     <w:basedOn w:val="Caption"/>
     <w:qFormat/>
     <w:pPr>
@@ -3376,38 +2998,38 @@
       <w:sz w:val="28"/>
     </w:rPr>
   </w:style>
-  <w:style w:type="paragraph" w:styleId="user4" w:customStyle="1">
+  <w:style w:type="paragraph" w:styleId="Style18" w:customStyle="1">
+    <w:name w:val="Содержимое врезки"/>
+    <w:basedOn w:val="Normal"/>
+    <w:qFormat/>
+    <w:pPr/>
+    <w:rPr/>
+  </w:style>
+  <w:style w:type="paragraph" w:styleId="Style19" w:customStyle="1">
+    <w:name w:val="Рисунок"/>
+    <w:basedOn w:val="Caption"/>
+    <w:qFormat/>
+    <w:pPr/>
+    <w:rPr/>
+  </w:style>
+  <w:style w:type="paragraph" w:styleId="user5" w:customStyle="1">
     <w:name w:val="Содержимое врезки (user)"/>
     <w:basedOn w:val="Normal"/>
     <w:qFormat/>
     <w:pPr/>
     <w:rPr/>
   </w:style>
-  <w:style w:type="paragraph" w:styleId="user5" w:customStyle="1">
-    <w:name w:val="Рисунок (user)"/>
+  <w:style w:type="paragraph" w:styleId="user6" w:customStyle="1">
+    <w:name w:val="Таблица (user)"/>
     <w:basedOn w:val="Caption"/>
     <w:qFormat/>
     <w:pPr/>
-    <w:rPr/>
-  </w:style>
-  <w:style w:type="paragraph" w:styleId="Style19" w:customStyle="1">
-    <w:name w:val="Содержимое врезки"/>
-    <w:basedOn w:val="Normal"/>
-    <w:qFormat/>
-    <w:pPr/>
-    <w:rPr/>
-  </w:style>
-  <w:style w:type="paragraph" w:styleId="Style20" w:customStyle="1">
-    <w:name w:val="Таблица"/>
-    <w:basedOn w:val="Caption"/>
-    <w:qFormat/>
-    <w:pPr/>
     <w:rPr>
       <w:rFonts w:ascii="Times New Roman" w:hAnsi="Times New Roman"/>
     </w:rPr>
   </w:style>
-  <w:style w:type="paragraph" w:styleId="Style21" w:customStyle="1">
-    <w:name w:val="Содержимое таблицы"/>
+  <w:style w:type="paragraph" w:styleId="user7" w:customStyle="1">
+    <w:name w:val="Содержимое таблицы (user)"/>
     <w:basedOn w:val="Normal"/>
     <w:qFormat/>
     <w:pPr>
@@ -3417,9 +3039,9 @@
       <w:rFonts w:ascii="Times New Roman" w:hAnsi="Times New Roman"/>
     </w:rPr>
   </w:style>
-  <w:style w:type="paragraph" w:styleId="Style22" w:customStyle="1">
-    <w:name w:val="Заголовок таблицы"/>
-    <w:basedOn w:val="Style21"/>
+  <w:style w:type="paragraph" w:styleId="user8" w:customStyle="1">
+    <w:name w:val="Заголовок таблицы (user)"/>
+    <w:basedOn w:val="user7"/>
     <w:qFormat/>
     <w:pPr>
       <w:jc w:val="center"/>
@@ -3429,8 +3051,8 @@
       <w:bCs/>
     </w:rPr>
   </w:style>
-  <w:style w:type="paragraph" w:styleId="user6" w:customStyle="1">
-    <w:name w:val="Содержимое таблицы (user)"/>
+  <w:style w:type="paragraph" w:styleId="Style20" w:customStyle="1">
+    <w:name w:val="Содержимое таблицы"/>
     <w:basedOn w:val="Normal"/>
     <w:qFormat/>
     <w:pPr>
@@ -3440,9 +3062,9 @@
       <w:rFonts w:ascii="Times New Roman" w:hAnsi="Times New Roman"/>
     </w:rPr>
   </w:style>
-  <w:style w:type="paragraph" w:styleId="user7" w:customStyle="1">
-    <w:name w:val="Заголовок таблицы (user)"/>
-    <w:basedOn w:val="user6"/>
+  <w:style w:type="paragraph" w:styleId="Style21" w:customStyle="1">
+    <w:name w:val="Заголовок таблицы"/>
+    <w:basedOn w:val="Style20"/>
     <w:qFormat/>
     <w:pPr>
       <w:jc w:val="center"/>
@@ -3452,8 +3074,8 @@
       <w:bCs/>
     </w:rPr>
   </w:style>
-  <w:style w:type="paragraph" w:styleId="user8" w:customStyle="1">
-    <w:name w:val="Таблица (user)"/>
+  <w:style w:type="paragraph" w:styleId="Style22" w:customStyle="1">
+    <w:name w:val="Таблица"/>
     <w:basedOn w:val="Caption"/>
     <w:qFormat/>
     <w:pPr>
@@ -3481,7 +3103,7 @@
   <w:style w:type="paragraph" w:styleId="Style23" w:customStyle="1">
     <w:name w:val="Фотография"/>
     <w:basedOn w:val="Normal"/>
-    <w:next w:val="Style28"/>
+    <w:next w:val="Style29"/>
     <w:qFormat/>
     <w:pPr>
       <w:keepNext w:val="true"/>
@@ -3530,7 +3152,7 @@
   </w:style>
   <w:style w:type="paragraph" w:styleId="Style27" w:customStyle="1">
     <w:name w:val="Текст листинга"/>
-    <w:basedOn w:val="Style21"/>
+    <w:basedOn w:val="user7"/>
     <w:qFormat/>
     <w:pPr/>
     <w:rPr>
@@ -3538,14 +3160,14 @@
       <w:sz w:val="20"/>
     </w:rPr>
   </w:style>
-  <w:style w:type="paragraph" w:styleId="user9" w:customStyle="1">
-    <w:name w:val="Фигура (user)"/>
+  <w:style w:type="paragraph" w:styleId="Style28" w:customStyle="1">
+    <w:name w:val="Фигура"/>
     <w:basedOn w:val="Caption"/>
     <w:qFormat/>
     <w:pPr/>
     <w:rPr/>
   </w:style>
-  <w:style w:type="paragraph" w:styleId="Style28" w:customStyle="1">
+  <w:style w:type="paragraph" w:styleId="Style29" w:customStyle="1">
     <w:name w:val="Название фотографии"/>
     <w:basedOn w:val="Style23"/>
     <w:next w:val="BodyText"/>
@@ -3555,15 +3177,15 @@
     </w:pPr>
     <w:rPr/>
   </w:style>
-  <w:style w:type="numbering" w:styleId="user10" w:customStyle="1">
-    <w:name w:val="Без списка (user)"/>
+  <w:style w:type="numbering" w:styleId="Style30" w:customStyle="1">
+    <w:name w:val="Без списка"/>
     <w:uiPriority w:val="99"/>
     <w:semiHidden/>
     <w:unhideWhenUsed/>
     <w:qFormat/>
   </w:style>
-  <w:style w:type="numbering" w:styleId="Style29" w:customStyle="1">
-    <w:name w:val="Без списка"/>
+  <w:style w:type="numbering" w:styleId="user9" w:customStyle="1">
+    <w:name w:val="Без списка (user)"/>
     <w:uiPriority w:val="99"/>
     <w:semiHidden/>
     <w:unhideWhenUsed/>

--- a/6 семестр/Автоматизированные системы управление элементами промышленных и административных объектов/Практическая работа №4/Отчет ВраженкоДО.docx
+++ b/6 семестр/Автоматизированные системы управление элементами промышленных и административных объектов/Практическая работа №4/Отчет ВраженкоДО.docx
@@ -475,17 +475,17 @@
         <w:tblLook w:firstRow="1" w:noVBand="1" w:lastRow="0" w:firstColumn="1" w:lastColumn="0" w:noHBand="0" w:val="04a0"/>
       </w:tblPr>
       <w:tblGrid>
-        <w:gridCol w:w="2545"/>
-        <w:gridCol w:w="4823"/>
+        <w:gridCol w:w="2544"/>
+        <w:gridCol w:w="4824"/>
         <w:gridCol w:w="1107"/>
-        <w:gridCol w:w="555"/>
-        <w:gridCol w:w="1108"/>
+        <w:gridCol w:w="554"/>
+        <w:gridCol w:w="1109"/>
       </w:tblGrid>
       <w:tr>
         <w:trPr/>
         <w:tc>
           <w:tcPr>
-            <w:tcW w:w="2545" w:type="dxa"/>
+            <w:tcW w:w="2544" w:type="dxa"/>
             <w:tcBorders>
               <w:top w:val="nil"/>
               <w:left w:val="nil"/>
@@ -532,7 +532,7 @@
         </w:tc>
         <w:tc>
           <w:tcPr>
-            <w:tcW w:w="4823" w:type="dxa"/>
+            <w:tcW w:w="4824" w:type="dxa"/>
             <w:tcBorders>
               <w:top w:val="nil"/>
               <w:left w:val="nil"/>
@@ -564,7 +564,7 @@
         </w:tc>
         <w:tc>
           <w:tcPr>
-            <w:tcW w:w="1662" w:type="dxa"/>
+            <w:tcW w:w="1661" w:type="dxa"/>
             <w:gridSpan w:val="2"/>
             <w:tcBorders>
               <w:top w:val="nil"/>
@@ -633,7 +633,7 @@
         </w:tc>
         <w:tc>
           <w:tcPr>
-            <w:tcW w:w="1108" w:type="dxa"/>
+            <w:tcW w:w="1109" w:type="dxa"/>
             <w:tcBorders>
               <w:top w:val="nil"/>
               <w:left w:val="nil"/>
@@ -665,7 +665,7 @@
         <w:trPr/>
         <w:tc>
           <w:tcPr>
-            <w:tcW w:w="2545" w:type="dxa"/>
+            <w:tcW w:w="2544" w:type="dxa"/>
             <w:tcBorders>
               <w:top w:val="nil"/>
               <w:left w:val="nil"/>
@@ -712,7 +712,7 @@
         </w:tc>
         <w:tc>
           <w:tcPr>
-            <w:tcW w:w="4823" w:type="dxa"/>
+            <w:tcW w:w="4824" w:type="dxa"/>
             <w:tcBorders>
               <w:top w:val="nil"/>
               <w:left w:val="nil"/>
@@ -761,7 +761,7 @@
         </w:tc>
         <w:tc>
           <w:tcPr>
-            <w:tcW w:w="1662" w:type="dxa"/>
+            <w:tcW w:w="1661" w:type="dxa"/>
             <w:gridSpan w:val="2"/>
             <w:tcBorders>
               <w:top w:val="nil"/>
@@ -850,7 +850,7 @@
         </w:tc>
         <w:tc>
           <w:tcPr>
-            <w:tcW w:w="1108" w:type="dxa"/>
+            <w:tcW w:w="1109" w:type="dxa"/>
             <w:tcBorders>
               <w:top w:val="nil"/>
               <w:left w:val="nil"/>
@@ -882,7 +882,7 @@
         <w:trPr/>
         <w:tc>
           <w:tcPr>
-            <w:tcW w:w="2545" w:type="dxa"/>
+            <w:tcW w:w="2544" w:type="dxa"/>
             <w:tcBorders>
               <w:top w:val="nil"/>
               <w:left w:val="nil"/>
@@ -929,7 +929,7 @@
         </w:tc>
         <w:tc>
           <w:tcPr>
-            <w:tcW w:w="5930" w:type="dxa"/>
+            <w:tcW w:w="5931" w:type="dxa"/>
             <w:gridSpan w:val="2"/>
             <w:tcBorders>
               <w:top w:val="nil"/>
@@ -1226,7 +1226,7 @@
     </w:p>
     <w:p>
       <w:pPr>
-        <w:pStyle w:val="user4"/>
+        <w:pStyle w:val="Style18"/>
         <w:ind w:hanging="0" w:left="0"/>
         <w:jc w:val="center"/>
         <w:rPr/>
@@ -1311,7 +1311,7 @@
     </w:p>
     <w:p>
       <w:pPr>
-        <w:pStyle w:val="user4"/>
+        <w:pStyle w:val="Style18"/>
         <w:ind w:hanging="0" w:left="0"/>
         <w:jc w:val="center"/>
         <w:rPr/>
@@ -1396,7 +1396,7 @@
     </w:p>
     <w:p>
       <w:pPr>
-        <w:pStyle w:val="user4"/>
+        <w:pStyle w:val="Style18"/>
         <w:ind w:hanging="0" w:left="0"/>
         <w:jc w:val="center"/>
         <w:rPr/>
@@ -1509,7 +1509,7 @@
     </w:p>
     <w:p>
       <w:pPr>
-        <w:pStyle w:val="user4"/>
+        <w:pStyle w:val="Style18"/>
         <w:ind w:hanging="0" w:left="0"/>
         <w:jc w:val="center"/>
         <w:rPr/>
@@ -2768,13 +2768,13 @@
       <w:lang w:eastAsia="zh-CN" w:bidi="hi-IN"/>
     </w:rPr>
   </w:style>
+  <w:style w:type="character" w:styleId="Style14" w:customStyle="1">
+    <w:name w:val="Символ нумерации"/>
+    <w:qFormat/>
+    <w:rPr/>
+  </w:style>
   <w:style w:type="character" w:styleId="user" w:customStyle="1">
-    <w:name w:val="Символ нумерации (user)"/>
-    <w:qFormat/>
-    <w:rPr/>
-  </w:style>
-  <w:style w:type="character" w:styleId="Style14" w:customStyle="1">
-    <w:name w:val="Маркеры"/>
+    <w:name w:val="Маркеры (user)"/>
     <w:qFormat/>
     <w:rPr>
       <w:rFonts w:ascii="OpenSymbol" w:hAnsi="OpenSymbol" w:eastAsia="OpenSymbol" w:cs="OpenSymbol"/>
@@ -2788,15 +2788,15 @@
       <w:bCs/>
     </w:rPr>
   </w:style>
+  <w:style w:type="character" w:styleId="Style15" w:customStyle="1">
+    <w:name w:val="Маркеры"/>
+    <w:qFormat/>
+    <w:rPr>
+      <w:rFonts w:ascii="OpenSymbol" w:hAnsi="OpenSymbol" w:eastAsia="OpenSymbol" w:cs="OpenSymbol"/>
+    </w:rPr>
+  </w:style>
   <w:style w:type="character" w:styleId="user1" w:customStyle="1">
-    <w:name w:val="Маркеры (user)"/>
-    <w:qFormat/>
-    <w:rPr>
-      <w:rFonts w:ascii="OpenSymbol" w:hAnsi="OpenSymbol" w:eastAsia="OpenSymbol" w:cs="OpenSymbol"/>
-    </w:rPr>
-  </w:style>
-  <w:style w:type="character" w:styleId="Style15" w:customStyle="1">
-    <w:name w:val="Символ нумерации"/>
+    <w:name w:val="Символ нумерации (user)"/>
     <w:qFormat/>
     <w:rPr/>
   </w:style>
@@ -2814,7 +2814,7 @@
       <w:u w:val="single"/>
     </w:rPr>
   </w:style>
-  <w:style w:type="paragraph" w:styleId="Style16" w:customStyle="1">
+  <w:style w:type="paragraph" w:styleId="Style16">
     <w:name w:val="Заголовок"/>
     <w:basedOn w:val="Normal"/>
     <w:next w:val="BodyText"/>
@@ -2869,7 +2869,7 @@
       <w:iCs/>
     </w:rPr>
   </w:style>
-  <w:style w:type="paragraph" w:styleId="Style17" w:customStyle="1">
+  <w:style w:type="paragraph" w:styleId="Style17">
     <w:name w:val="Указатель"/>
     <w:basedOn w:val="Normal"/>
     <w:qFormat/>
@@ -2895,7 +2895,7 @@
       <w:szCs w:val="28"/>
     </w:rPr>
   </w:style>
-  <w:style w:type="paragraph" w:styleId="user2">
+  <w:style w:type="paragraph" w:styleId="user2" w:customStyle="1">
     <w:name w:val="Заголовок (user)"/>
     <w:basedOn w:val="Normal"/>
     <w:next w:val="BodyText"/>
@@ -2910,7 +2910,7 @@
       <w:szCs w:val="28"/>
     </w:rPr>
   </w:style>
-  <w:style w:type="paragraph" w:styleId="user3">
+  <w:style w:type="paragraph" w:styleId="user3" w:customStyle="1">
     <w:name w:val="Указатель (user)"/>
     <w:basedOn w:val="Normal"/>
     <w:qFormat/>
@@ -2983,8 +2983,8 @@
       <w:szCs w:val="14"/>
     </w:rPr>
   </w:style>
-  <w:style w:type="paragraph" w:styleId="user4" w:customStyle="1">
-    <w:name w:val="Рисунок (user)"/>
+  <w:style w:type="paragraph" w:styleId="Style18" w:customStyle="1">
+    <w:name w:val="Рисунок"/>
     <w:basedOn w:val="Caption"/>
     <w:qFormat/>
     <w:pPr>
@@ -2998,38 +2998,38 @@
       <w:sz w:val="28"/>
     </w:rPr>
   </w:style>
-  <w:style w:type="paragraph" w:styleId="Style18" w:customStyle="1">
+  <w:style w:type="paragraph" w:styleId="user4" w:customStyle="1">
+    <w:name w:val="Содержимое врезки (user)"/>
+    <w:basedOn w:val="Normal"/>
+    <w:qFormat/>
+    <w:pPr/>
+    <w:rPr/>
+  </w:style>
+  <w:style w:type="paragraph" w:styleId="user5" w:customStyle="1">
+    <w:name w:val="Рисунок (user)"/>
+    <w:basedOn w:val="Caption"/>
+    <w:qFormat/>
+    <w:pPr/>
+    <w:rPr/>
+  </w:style>
+  <w:style w:type="paragraph" w:styleId="Style19" w:customStyle="1">
     <w:name w:val="Содержимое врезки"/>
     <w:basedOn w:val="Normal"/>
     <w:qFormat/>
     <w:pPr/>
     <w:rPr/>
   </w:style>
-  <w:style w:type="paragraph" w:styleId="Style19" w:customStyle="1">
-    <w:name w:val="Рисунок"/>
+  <w:style w:type="paragraph" w:styleId="Style20" w:customStyle="1">
+    <w:name w:val="Таблица"/>
     <w:basedOn w:val="Caption"/>
     <w:qFormat/>
     <w:pPr/>
-    <w:rPr/>
-  </w:style>
-  <w:style w:type="paragraph" w:styleId="user5" w:customStyle="1">
-    <w:name w:val="Содержимое врезки (user)"/>
-    <w:basedOn w:val="Normal"/>
-    <w:qFormat/>
-    <w:pPr/>
-    <w:rPr/>
-  </w:style>
-  <w:style w:type="paragraph" w:styleId="user6" w:customStyle="1">
-    <w:name w:val="Таблица (user)"/>
-    <w:basedOn w:val="Caption"/>
-    <w:qFormat/>
-    <w:pPr/>
     <w:rPr>
       <w:rFonts w:ascii="Times New Roman" w:hAnsi="Times New Roman"/>
     </w:rPr>
   </w:style>
-  <w:style w:type="paragraph" w:styleId="user7" w:customStyle="1">
-    <w:name w:val="Содержимое таблицы (user)"/>
+  <w:style w:type="paragraph" w:styleId="Style21" w:customStyle="1">
+    <w:name w:val="Содержимое таблицы"/>
     <w:basedOn w:val="Normal"/>
     <w:qFormat/>
     <w:pPr>
@@ -3039,9 +3039,9 @@
       <w:rFonts w:ascii="Times New Roman" w:hAnsi="Times New Roman"/>
     </w:rPr>
   </w:style>
-  <w:style w:type="paragraph" w:styleId="user8" w:customStyle="1">
-    <w:name w:val="Заголовок таблицы (user)"/>
-    <w:basedOn w:val="user7"/>
+  <w:style w:type="paragraph" w:styleId="Style22" w:customStyle="1">
+    <w:name w:val="Заголовок таблицы"/>
+    <w:basedOn w:val="Style21"/>
     <w:qFormat/>
     <w:pPr>
       <w:jc w:val="center"/>
@@ -3051,8 +3051,8 @@
       <w:bCs/>
     </w:rPr>
   </w:style>
-  <w:style w:type="paragraph" w:styleId="Style20" w:customStyle="1">
-    <w:name w:val="Содержимое таблицы"/>
+  <w:style w:type="paragraph" w:styleId="user6" w:customStyle="1">
+    <w:name w:val="Содержимое таблицы (user)"/>
     <w:basedOn w:val="Normal"/>
     <w:qFormat/>
     <w:pPr>
@@ -3062,9 +3062,9 @@
       <w:rFonts w:ascii="Times New Roman" w:hAnsi="Times New Roman"/>
     </w:rPr>
   </w:style>
-  <w:style w:type="paragraph" w:styleId="Style21" w:customStyle="1">
-    <w:name w:val="Заголовок таблицы"/>
-    <w:basedOn w:val="Style20"/>
+  <w:style w:type="paragraph" w:styleId="user7" w:customStyle="1">
+    <w:name w:val="Заголовок таблицы (user)"/>
+    <w:basedOn w:val="user6"/>
     <w:qFormat/>
     <w:pPr>
       <w:jc w:val="center"/>
@@ -3074,8 +3074,8 @@
       <w:bCs/>
     </w:rPr>
   </w:style>
-  <w:style w:type="paragraph" w:styleId="Style22" w:customStyle="1">
-    <w:name w:val="Таблица"/>
+  <w:style w:type="paragraph" w:styleId="user8" w:customStyle="1">
+    <w:name w:val="Таблица (user)"/>
     <w:basedOn w:val="Caption"/>
     <w:qFormat/>
     <w:pPr>
@@ -3103,7 +3103,7 @@
   <w:style w:type="paragraph" w:styleId="Style23" w:customStyle="1">
     <w:name w:val="Фотография"/>
     <w:basedOn w:val="Normal"/>
-    <w:next w:val="Style29"/>
+    <w:next w:val="Style28"/>
     <w:qFormat/>
     <w:pPr>
       <w:keepNext w:val="true"/>
@@ -3152,7 +3152,7 @@
   </w:style>
   <w:style w:type="paragraph" w:styleId="Style27" w:customStyle="1">
     <w:name w:val="Текст листинга"/>
-    <w:basedOn w:val="user7"/>
+    <w:basedOn w:val="Style21"/>
     <w:qFormat/>
     <w:pPr/>
     <w:rPr>
@@ -3160,14 +3160,14 @@
       <w:sz w:val="20"/>
     </w:rPr>
   </w:style>
-  <w:style w:type="paragraph" w:styleId="Style28" w:customStyle="1">
-    <w:name w:val="Фигура"/>
+  <w:style w:type="paragraph" w:styleId="user9" w:customStyle="1">
+    <w:name w:val="Фигура (user)"/>
     <w:basedOn w:val="Caption"/>
     <w:qFormat/>
     <w:pPr/>
     <w:rPr/>
   </w:style>
-  <w:style w:type="paragraph" w:styleId="Style29" w:customStyle="1">
+  <w:style w:type="paragraph" w:styleId="Style28" w:customStyle="1">
     <w:name w:val="Название фотографии"/>
     <w:basedOn w:val="Style23"/>
     <w:next w:val="BodyText"/>
@@ -3177,15 +3177,15 @@
     </w:pPr>
     <w:rPr/>
   </w:style>
-  <w:style w:type="numbering" w:styleId="Style30" w:customStyle="1">
-    <w:name w:val="Без списка"/>
+  <w:style w:type="numbering" w:styleId="user10" w:customStyle="1">
+    <w:name w:val="Без списка (user)"/>
     <w:uiPriority w:val="99"/>
     <w:semiHidden/>
     <w:unhideWhenUsed/>
     <w:qFormat/>
   </w:style>
-  <w:style w:type="numbering" w:styleId="user9" w:customStyle="1">
-    <w:name w:val="Без списка (user)"/>
+  <w:style w:type="numbering" w:styleId="Style29" w:customStyle="1">
+    <w:name w:val="Без списка"/>
     <w:uiPriority w:val="99"/>
     <w:semiHidden/>
     <w:unhideWhenUsed/>
